--- a/cortexskills/deliverables/CortexSkills_Guide_Installation_Editeur_Docker_FR.docx
+++ b/cortexskills/deliverables/CortexSkills_Guide_Installation_Editeur_Docker_FR.docx
@@ -123,7 +123,7 @@
           <w:sz w:val="26"/>
           <w:szCs w:val="26"/>
         </w:rPr>
-        <w:t>Poste de signature, installation locale et en cloud privé / sur site, gestion des licences et paquets clients</w:t>
+        <w:t>Poste de signature, installation locale et en cloud privé / sur site (Linux et Windows), gestion des licences et paquets clients</w:t>
       </w:r>
     </w:p>
     <w:p>
@@ -225,7 +225,7 @@
             </w:rPr>
             <w:fldChar w:fldCharType="separate"/>
           </w:r>
-          <w:hyperlink w:anchor="__RefHeading___Toc1558_641660197">
+          <w:hyperlink w:anchor="__RefHeading___Toc991_3741755502">
             <w:r>
               <w:rPr>
                 <w:rStyle w:val="IndexLink"/>
@@ -245,7 +245,7 @@
             </w:tabs>
             <w:rPr/>
           </w:pPr>
-          <w:hyperlink w:anchor="__RefHeading___Toc1560_641660197">
+          <w:hyperlink w:anchor="__RefHeading___Toc993_3741755502">
             <w:r>
               <w:rPr>
                 <w:rStyle w:val="IndexLink"/>
@@ -265,7 +265,7 @@
             </w:tabs>
             <w:rPr/>
           </w:pPr>
-          <w:hyperlink w:anchor="__RefHeading___Toc1562_641660197">
+          <w:hyperlink w:anchor="__RefHeading___Toc995_3741755502">
             <w:r>
               <w:rPr>
                 <w:rStyle w:val="IndexLink"/>
@@ -285,7 +285,7 @@
             </w:tabs>
             <w:rPr/>
           </w:pPr>
-          <w:hyperlink w:anchor="__RefHeading___Toc1564_641660197">
+          <w:hyperlink w:anchor="__RefHeading___Toc997_3741755502">
             <w:r>
               <w:rPr>
                 <w:rStyle w:val="IndexLink"/>
@@ -293,6 +293,66 @@
               <w:t>4. Scénario 1 — Installation locale (localhost)</w:t>
               <w:tab/>
               <w:t>7</w:t>
+            </w:r>
+          </w:hyperlink>
+        </w:p>
+        <w:p>
+          <w:pPr>
+            <w:pStyle w:val="TOC2"/>
+            <w:tabs>
+              <w:tab w:val="clear" w:pos="720"/>
+              <w:tab w:val="right" w:pos="9637" w:leader="dot"/>
+            </w:tabs>
+            <w:rPr/>
+          </w:pPr>
+          <w:hyperlink w:anchor="__RefHeading___Toc999_3741755502">
+            <w:r>
+              <w:rPr>
+                <w:rStyle w:val="IndexLink"/>
+              </w:rPr>
+              <w:t>4.1 Sous Linux</w:t>
+              <w:tab/>
+              <w:t>7</w:t>
+            </w:r>
+          </w:hyperlink>
+        </w:p>
+        <w:p>
+          <w:pPr>
+            <w:pStyle w:val="TOC2"/>
+            <w:tabs>
+              <w:tab w:val="clear" w:pos="720"/>
+              <w:tab w:val="right" w:pos="9637" w:leader="dot"/>
+            </w:tabs>
+            <w:rPr/>
+          </w:pPr>
+          <w:hyperlink w:anchor="__RefHeading___Toc1001_3741755502">
+            <w:r>
+              <w:rPr>
+                <w:rStyle w:val="IndexLink"/>
+              </w:rPr>
+              <w:t>4.2 Sous Windows 10 / 11 (Docker Desktop et WSL 2)</w:t>
+              <w:tab/>
+              <w:t>7</w:t>
+            </w:r>
+          </w:hyperlink>
+        </w:p>
+        <w:p>
+          <w:pPr>
+            <w:pStyle w:val="TOC2"/>
+            <w:tabs>
+              <w:tab w:val="clear" w:pos="720"/>
+              <w:tab w:val="right" w:pos="9637" w:leader="dot"/>
+            </w:tabs>
+            <w:rPr/>
+          </w:pPr>
+          <w:hyperlink w:anchor="__RefHeading___Toc1003_3741755502">
+            <w:r>
+              <w:rPr>
+                <w:rStyle w:val="IndexLink"/>
+              </w:rPr>
+              <w:t>4.3 Sous Windows sans les scripts (PowerShell)</w:t>
+              <w:tab/>
+              <w:t>8</w:t>
             </w:r>
           </w:hyperlink>
         </w:p>
@@ -305,14 +365,14 @@
             </w:tabs>
             <w:rPr/>
           </w:pPr>
-          <w:hyperlink w:anchor="__RefHeading___Toc1566_641660197">
+          <w:hyperlink w:anchor="__RefHeading___Toc1005_3741755502">
             <w:r>
               <w:rPr>
                 <w:rStyle w:val="IndexLink"/>
               </w:rPr>
               <w:t>5. Scénario 2 — Cloud privé ou sur site (version éditeur)</w:t>
               <w:tab/>
-              <w:t>8</w:t>
+              <w:t>10</w:t>
             </w:r>
           </w:hyperlink>
         </w:p>
@@ -325,14 +385,14 @@
             </w:tabs>
             <w:rPr/>
           </w:pPr>
-          <w:hyperlink w:anchor="__RefHeading___Toc1568_641660197">
+          <w:hyperlink w:anchor="__RefHeading___Toc1007_3741755502">
             <w:r>
               <w:rPr>
                 <w:rStyle w:val="IndexLink"/>
               </w:rPr>
               <w:t>5.1 Préparer le serveur</w:t>
               <w:tab/>
-              <w:t>8</w:t>
+              <w:t>10</w:t>
             </w:r>
           </w:hyperlink>
         </w:p>
@@ -345,14 +405,14 @@
             </w:tabs>
             <w:rPr/>
           </w:pPr>
-          <w:hyperlink w:anchor="__RefHeading___Toc1570_641660197">
+          <w:hyperlink w:anchor="__RefHeading___Toc1009_3741755502">
             <w:r>
               <w:rPr>
                 <w:rStyle w:val="IndexLink"/>
               </w:rPr>
               <w:t>5.2 Copier l’application sur le serveur</w:t>
               <w:tab/>
-              <w:t>8</w:t>
+              <w:t>10</w:t>
             </w:r>
           </w:hyperlink>
         </w:p>
@@ -365,14 +425,14 @@
             </w:tabs>
             <w:rPr/>
           </w:pPr>
-          <w:hyperlink w:anchor="__RefHeading___Toc1572_641660197">
+          <w:hyperlink w:anchor="__RefHeading___Toc1011_3741755502">
             <w:r>
               <w:rPr>
                 <w:rStyle w:val="IndexLink"/>
               </w:rPr>
               <w:t>5.3 Installer</w:t>
               <w:tab/>
-              <w:t>8</w:t>
+              <w:t>10</w:t>
             </w:r>
           </w:hyperlink>
         </w:p>
@@ -385,14 +445,34 @@
             </w:tabs>
             <w:rPr/>
           </w:pPr>
-          <w:hyperlink w:anchor="__RefHeading___Toc1574_641660197">
+          <w:hyperlink w:anchor="__RefHeading___Toc1013_3741755502">
             <w:r>
               <w:rPr>
                 <w:rStyle w:val="IndexLink"/>
               </w:rPr>
               <w:t>5.4 Exploiter</w:t>
               <w:tab/>
-              <w:t>9</w:t>
+              <w:t>11</w:t>
+            </w:r>
+          </w:hyperlink>
+        </w:p>
+        <w:p>
+          <w:pPr>
+            <w:pStyle w:val="TOC2"/>
+            <w:tabs>
+              <w:tab w:val="clear" w:pos="720"/>
+              <w:tab w:val="right" w:pos="9637" w:leader="dot"/>
+            </w:tabs>
+            <w:rPr/>
+          </w:pPr>
+          <w:hyperlink w:anchor="__RefHeading___Toc1015_3741755502">
+            <w:r>
+              <w:rPr>
+                <w:rStyle w:val="IndexLink"/>
+              </w:rPr>
+              <w:t>5.5 Sur Windows Server (cloud privé ou sur site)</w:t>
+              <w:tab/>
+              <w:t>11</w:t>
             </w:r>
           </w:hyperlink>
         </w:p>
@@ -405,14 +485,14 @@
             </w:tabs>
             <w:rPr/>
           </w:pPr>
-          <w:hyperlink w:anchor="__RefHeading___Toc1576_641660197">
+          <w:hyperlink w:anchor="__RefHeading___Toc1017_3741755502">
             <w:r>
               <w:rPr>
                 <w:rStyle w:val="IndexLink"/>
               </w:rPr>
               <w:t>6. Gestion des licences</w:t>
               <w:tab/>
-              <w:t>10</w:t>
+              <w:t>13</w:t>
             </w:r>
           </w:hyperlink>
         </w:p>
@@ -425,14 +505,14 @@
             </w:tabs>
             <w:rPr/>
           </w:pPr>
-          <w:hyperlink w:anchor="__RefHeading___Toc1578_641660197">
+          <w:hyperlink w:anchor="__RefHeading___Toc1019_3741755502">
             <w:r>
               <w:rPr>
                 <w:rStyle w:val="IndexLink"/>
               </w:rPr>
               <w:t>6.1 Créer</w:t>
               <w:tab/>
-              <w:t>10</w:t>
+              <w:t>13</w:t>
             </w:r>
           </w:hyperlink>
         </w:p>
@@ -445,14 +525,14 @@
             </w:tabs>
             <w:rPr/>
           </w:pPr>
-          <w:hyperlink w:anchor="__RefHeading___Toc1580_641660197">
+          <w:hyperlink w:anchor="__RefHeading___Toc1021_3741755502">
             <w:r>
               <w:rPr>
                 <w:rStyle w:val="IndexLink"/>
               </w:rPr>
               <w:t>6.2 Lire</w:t>
               <w:tab/>
-              <w:t>11</w:t>
+              <w:t>14</w:t>
             </w:r>
           </w:hyperlink>
         </w:p>
@@ -465,14 +545,14 @@
             </w:tabs>
             <w:rPr/>
           </w:pPr>
-          <w:hyperlink w:anchor="__RefHeading___Toc1582_641660197">
+          <w:hyperlink w:anchor="__RefHeading___Toc1023_3741755502">
             <w:r>
               <w:rPr>
                 <w:rStyle w:val="IndexLink"/>
               </w:rPr>
               <w:t>6.3 Modifier et renouveler</w:t>
               <w:tab/>
-              <w:t>11</w:t>
+              <w:t>14</w:t>
             </w:r>
           </w:hyperlink>
         </w:p>
@@ -485,14 +565,14 @@
             </w:tabs>
             <w:rPr/>
           </w:pPr>
-          <w:hyperlink w:anchor="__RefHeading___Toc1584_641660197">
+          <w:hyperlink w:anchor="__RefHeading___Toc1025_3741755502">
             <w:r>
               <w:rPr>
                 <w:rStyle w:val="IndexLink"/>
               </w:rPr>
               <w:t>6.4 Révoquer et retirer</w:t>
               <w:tab/>
-              <w:t>11</w:t>
+              <w:t>14</w:t>
             </w:r>
           </w:hyperlink>
         </w:p>
@@ -505,14 +585,14 @@
             </w:tabs>
             <w:rPr/>
           </w:pPr>
-          <w:hyperlink w:anchor="__RefHeading___Toc1586_641660197">
+          <w:hyperlink w:anchor="__RefHeading___Toc1027_3741755502">
             <w:r>
               <w:rPr>
                 <w:rStyle w:val="IndexLink"/>
               </w:rPr>
               <w:t>6.5 Supprimer</w:t>
               <w:tab/>
-              <w:t>12</w:t>
+              <w:t>15</w:t>
             </w:r>
           </w:hyperlink>
         </w:p>
@@ -525,14 +605,14 @@
             </w:tabs>
             <w:rPr/>
           </w:pPr>
-          <w:hyperlink w:anchor="__RefHeading___Toc1588_641660197">
+          <w:hyperlink w:anchor="__RefHeading___Toc1029_3741755502">
             <w:r>
               <w:rPr>
                 <w:rStyle w:val="IndexLink"/>
               </w:rPr>
               <w:t>6.6 Un client qui installe chez lui</w:t>
               <w:tab/>
-              <w:t>12</w:t>
+              <w:t>15</w:t>
             </w:r>
           </w:hyperlink>
         </w:p>
@@ -545,14 +625,14 @@
             </w:tabs>
             <w:rPr/>
           </w:pPr>
-          <w:hyperlink w:anchor="__RefHeading___Toc1590_641660197">
+          <w:hyperlink w:anchor="__RefHeading___Toc1031_3741755502">
             <w:r>
               <w:rPr>
                 <w:rStyle w:val="IndexLink"/>
               </w:rPr>
               <w:t>7. Nouvelle version ou changement de clés</w:t>
               <w:tab/>
-              <w:t>13</w:t>
+              <w:t>16</w:t>
             </w:r>
           </w:hyperlink>
         </w:p>
@@ -565,14 +645,14 @@
             </w:tabs>
             <w:rPr/>
           </w:pPr>
-          <w:hyperlink w:anchor="__RefHeading___Toc1592_641660197">
+          <w:hyperlink w:anchor="__RefHeading___Toc1033_3741755502">
             <w:r>
               <w:rPr>
                 <w:rStyle w:val="IndexLink"/>
               </w:rPr>
               <w:t>8. Plans et add-ons</w:t>
               <w:tab/>
-              <w:t>14</w:t>
+              <w:t>17</w:t>
             </w:r>
           </w:hyperlink>
         </w:p>
@@ -585,14 +665,14 @@
             </w:tabs>
             <w:rPr/>
           </w:pPr>
-          <w:hyperlink w:anchor="__RefHeading___Toc1594_641660197">
+          <w:hyperlink w:anchor="__RefHeading___Toc1035_3741755502">
             <w:r>
               <w:rPr>
                 <w:rStyle w:val="IndexLink"/>
               </w:rPr>
               <w:t>9. Dépannage</w:t>
               <w:tab/>
-              <w:t>15</w:t>
+              <w:t>18</w:t>
             </w:r>
           </w:hyperlink>
         </w:p>
@@ -605,14 +685,14 @@
             </w:tabs>
             <w:rPr/>
           </w:pPr>
-          <w:hyperlink w:anchor="__RefHeading___Toc1596_641660197">
+          <w:hyperlink w:anchor="__RefHeading___Toc1037_3741755502">
             <w:r>
               <w:rPr>
                 <w:rStyle w:val="IndexLink"/>
               </w:rPr>
               <w:t>10. Référence des commandes</w:t>
               <w:tab/>
-              <w:t>16</w:t>
+              <w:t>19</w:t>
             </w:r>
           </w:hyperlink>
           <w:r>
@@ -649,7 +729,7 @@
         <w:spacing w:before="0" w:after="240"/>
         <w:rPr/>
       </w:pPr>
-      <w:bookmarkStart w:id="0" w:name="__RefHeading___Toc1558_641660197"/>
+      <w:bookmarkStart w:id="0" w:name="__RefHeading___Toc991_3741755502"/>
       <w:bookmarkEnd w:id="0"/>
       <w:r>
         <w:rPr>
@@ -1349,7 +1429,7 @@
         <w:spacing w:before="0" w:after="240"/>
         <w:rPr/>
       </w:pPr>
-      <w:bookmarkStart w:id="1" w:name="__RefHeading___Toc1560_641660197"/>
+      <w:bookmarkStart w:id="1" w:name="__RefHeading___Toc993_3741755502"/>
       <w:bookmarkEnd w:id="1"/>
       <w:r>
         <w:rPr>
@@ -1476,7 +1556,7 @@
                 <w:sz w:val="18"/>
                 <w:szCs w:val="18"/>
               </w:rPr>
-              <w:t>Votre poste (signature et scénario 1)</w:t>
+              <w:t>Votre poste Linux (signature et scénario 1)</w:t>
             </w:r>
           </w:p>
         </w:tc>
@@ -1541,7 +1621,7 @@
                 <w:sz w:val="18"/>
                 <w:szCs w:val="18"/>
               </w:rPr>
-              <w:t>Serveur (scénario 2)</w:t>
+              <w:t>Votre poste Windows (signature et scénario 1)</w:t>
             </w:r>
           </w:p>
         </w:tc>
@@ -1571,7 +1651,7 @@
                 <w:sz w:val="18"/>
                 <w:szCs w:val="18"/>
               </w:rPr>
-              <w:t>Linux 64 bits x86-64, 2 vCPU, 4 Go de RAM, 25 Go de disque (jusqu’à environ 100 utilisateurs actifs ; 4 vCPU / 8 Go au-delà) ; Docker Engine 24+ avec compose ; un nom DNS ; ports 80/443.</w:t>
+              <w:t>Windows 10 22H2 ou Windows 11, 64 bits, virtualisation activée dans le BIOS ; WSL 2 avec Ubuntu 24.04 ; Docker Desktop (moteur WSL 2), 8 Go de RAM conseillés. Docker Desktop est gratuit pour les entreprises de moins de 250 salariés et moins de 10 M$ de chiffre d’affaires, payant au-delà.</w:t>
             </w:r>
           </w:p>
         </w:tc>
@@ -1606,7 +1686,7 @@
                 <w:sz w:val="18"/>
                 <w:szCs w:val="18"/>
               </w:rPr>
-              <w:t>Internet</w:t>
+              <w:t>Serveur (scénario 2)</w:t>
             </w:r>
           </w:p>
         </w:tc>
@@ -1636,12 +1716,159 @@
                 <w:sz w:val="18"/>
                 <w:szCs w:val="18"/>
               </w:rPr>
+              <w:t>Linux 64 bits x86-64, 2 vCPU, 4 Go de RAM, 25 Go de disque (jusqu’à environ 100 utilisateurs actifs ; 4 vCPU / 8 Go au-delà) ; Docker Engine 24+ avec compose ; un nom DNS ; ports 80/443.</w:t>
+            </w:r>
+          </w:p>
+        </w:tc>
+      </w:tr>
+      <w:tr>
+        <w:trPr>
+          <w:cantSplit w:val="true"/>
+        </w:trPr>
+        <w:tc>
+          <w:tcPr>
+            <w:tcW w:w="2997" w:type="dxa"/>
+            <w:tcBorders>
+              <w:top w:val="single" w:sz="4" w:space="0" w:color="E1E8F0"/>
+              <w:left w:val="single" w:sz="4" w:space="0" w:color="E1E8F0"/>
+              <w:bottom w:val="single" w:sz="4" w:space="0" w:color="E1E8F0"/>
+              <w:right w:val="single" w:sz="4" w:space="0" w:color="E1E8F0"/>
+            </w:tcBorders>
+            <w:shd w:color="auto" w:fill="F5F8FB" w:val="clear"/>
+          </w:tcPr>
+          <w:p>
+            <w:pPr>
+              <w:pStyle w:val="Normal"/>
+              <w:spacing w:before="0" w:after="20"/>
+              <w:rPr/>
+            </w:pPr>
+            <w:r>
+              <w:rPr>
+                <w:rFonts w:eastAsia="Open Sans" w:cs="Open Sans"/>
+                <w:b w:val="false"/>
+                <w:bCs w:val="false"/>
+                <w:color w:val="2C3E50"/>
+                <w:sz w:val="18"/>
+                <w:szCs w:val="18"/>
+              </w:rPr>
+              <w:t>Serveur Windows (scénario 2)</w:t>
+            </w:r>
+          </w:p>
+        </w:tc>
+        <w:tc>
+          <w:tcPr>
+            <w:tcW w:w="6640" w:type="dxa"/>
+            <w:tcBorders>
+              <w:top w:val="single" w:sz="4" w:space="0" w:color="E1E8F0"/>
+              <w:left w:val="single" w:sz="4" w:space="0" w:color="E1E8F0"/>
+              <w:bottom w:val="single" w:sz="4" w:space="0" w:color="E1E8F0"/>
+              <w:right w:val="single" w:sz="4" w:space="0" w:color="E1E8F0"/>
+            </w:tcBorders>
+            <w:shd w:color="auto" w:fill="F5F8FB" w:val="clear"/>
+          </w:tcPr>
+          <w:p>
+            <w:pPr>
+              <w:pStyle w:val="Normal"/>
+              <w:spacing w:before="0" w:after="20"/>
+              <w:rPr/>
+            </w:pPr>
+            <w:r>
+              <w:rPr>
+                <w:rFonts w:eastAsia="Open Sans" w:cs="Open Sans"/>
+                <w:b w:val="false"/>
+                <w:bCs w:val="false"/>
+                <w:color w:val="2C3E50"/>
+                <w:sz w:val="18"/>
+                <w:szCs w:val="18"/>
+              </w:rPr>
+              <w:t>Windows Server 2022 ou 2025 : une machine virtuelle Linux (Hyper-V) — recommandé —, ou WSL 2 avec Ubuntu et Docker Engine (chapitre 5.5).</w:t>
+            </w:r>
+          </w:p>
+        </w:tc>
+      </w:tr>
+      <w:tr>
+        <w:trPr>
+          <w:cantSplit w:val="true"/>
+        </w:trPr>
+        <w:tc>
+          <w:tcPr>
+            <w:tcW w:w="2997" w:type="dxa"/>
+            <w:tcBorders>
+              <w:top w:val="single" w:sz="4" w:space="0" w:color="E1E8F0"/>
+              <w:left w:val="single" w:sz="4" w:space="0" w:color="E1E8F0"/>
+              <w:bottom w:val="single" w:sz="4" w:space="0" w:color="E1E8F0"/>
+              <w:right w:val="single" w:sz="4" w:space="0" w:color="E1E8F0"/>
+            </w:tcBorders>
+            <w:shd w:color="auto" w:fill="FFFFFF" w:val="clear"/>
+          </w:tcPr>
+          <w:p>
+            <w:pPr>
+              <w:pStyle w:val="Normal"/>
+              <w:spacing w:before="0" w:after="20"/>
+              <w:rPr/>
+            </w:pPr>
+            <w:r>
+              <w:rPr>
+                <w:rFonts w:eastAsia="Open Sans" w:cs="Open Sans"/>
+                <w:b w:val="false"/>
+                <w:bCs w:val="false"/>
+                <w:color w:val="2C3E50"/>
+                <w:sz w:val="18"/>
+                <w:szCs w:val="18"/>
+              </w:rPr>
+              <w:t>Internet</w:t>
+            </w:r>
+          </w:p>
+        </w:tc>
+        <w:tc>
+          <w:tcPr>
+            <w:tcW w:w="6640" w:type="dxa"/>
+            <w:tcBorders>
+              <w:top w:val="single" w:sz="4" w:space="0" w:color="E1E8F0"/>
+              <w:left w:val="single" w:sz="4" w:space="0" w:color="E1E8F0"/>
+              <w:bottom w:val="single" w:sz="4" w:space="0" w:color="E1E8F0"/>
+              <w:right w:val="single" w:sz="4" w:space="0" w:color="E1E8F0"/>
+            </w:tcBorders>
+            <w:shd w:color="auto" w:fill="FFFFFF" w:val="clear"/>
+          </w:tcPr>
+          <w:p>
+            <w:pPr>
+              <w:pStyle w:val="Normal"/>
+              <w:spacing w:before="0" w:after="20"/>
+              <w:rPr/>
+            </w:pPr>
+            <w:r>
+              <w:rPr>
+                <w:rFonts w:eastAsia="Open Sans" w:cs="Open Sans"/>
+                <w:b w:val="false"/>
+                <w:bCs w:val="false"/>
+                <w:color w:val="2C3E50"/>
+                <w:sz w:val="18"/>
+                <w:szCs w:val="18"/>
+              </w:rPr>
               <w:t>Pas nécessaire pour installer : les images sont dans les archives (serveurs isolés possibles).</w:t>
             </w:r>
           </w:p>
         </w:tc>
       </w:tr>
     </w:tbl>
+    <w:p>
+      <w:pPr>
+        <w:pStyle w:val="Normal"/>
+        <w:spacing w:lineRule="auto" w:line="288" w:before="0" w:after="160"/>
+        <w:jc w:val="left"/>
+        <w:rPr/>
+      </w:pPr>
+      <w:r>
+        <w:rPr>
+          <w:rFonts w:eastAsia="Open Sans" w:cs="Open Sans"/>
+          <w:color w:val="2C3E50"/>
+          <w:sz w:val="20"/>
+          <w:szCs w:val="20"/>
+        </w:rPr>
+        <w:t>Les commandes de ce guide sont celles d’un terminal Linux. Sous Windows, elles s’exécutent à l’identique dans le terminal Ubuntu (WSL 2) : voir 4.2 et 5.5. Les équivalents PowerShell sont donnés pour l’installation locale sans les scripts.</w:t>
+      </w:r>
+    </w:p>
     <w:p>
       <w:pPr>
         <w:pStyle w:val="Normal"/>
@@ -1717,7 +1944,7 @@
         <w:spacing w:before="0" w:after="240"/>
         <w:rPr/>
       </w:pPr>
-      <w:bookmarkStart w:id="2" w:name="__RefHeading___Toc1562_641660197"/>
+      <w:bookmarkStart w:id="2" w:name="__RefHeading___Toc995_3741755502"/>
       <w:bookmarkEnd w:id="2"/>
       <w:r>
         <w:rPr>
@@ -2027,6 +2254,23 @@
           <w:sz w:val="20"/>
           <w:szCs w:val="20"/>
         </w:rPr>
+        <w:t>Sous Windows : faites ce chapitre dans le terminal Ubuntu (WSL 2), avec le paquet décompressé dans votre dossier Ubuntu (~/cortexskills), jamais sur C:. Le dossier ~/.cortexskills-editeur reste ainsi sur le disque Linux, où les droits d’accès de la clé privée (lecture par vous seul) sont appliqués ; sur C: (/mnt/c) ils ne le sont pas. Pour copier la sauvegarde chiffrée vers Windows : cp ~/coffre/*.enc /mnt/c/Users/&lt;vous&gt;/Documents/.</w:t>
+      </w:r>
+    </w:p>
+    <w:p>
+      <w:pPr>
+        <w:pStyle w:val="Normal"/>
+        <w:spacing w:lineRule="auto" w:line="288" w:before="0" w:after="160"/>
+        <w:jc w:val="left"/>
+        <w:rPr/>
+      </w:pPr>
+      <w:r>
+        <w:rPr>
+          <w:rFonts w:eastAsia="Open Sans" w:cs="Open Sans"/>
+          <w:color w:val="2C3E50"/>
+          <w:sz w:val="20"/>
+          <w:szCs w:val="20"/>
+        </w:rPr>
         <w:t>Pour taper simplement « cslic » depuis le dossier du paquet : alias cslic="$HOME/cortexskills/CortexSkills-Editeur-Docker-1.15.0/gestion-licences/cslic" (à ajouter dans ~/.bashrc).</w:t>
       </w:r>
       <w:r>
@@ -2042,7 +2286,7 @@
         <w:spacing w:before="0" w:after="240"/>
         <w:rPr/>
       </w:pPr>
-      <w:bookmarkStart w:id="3" w:name="__RefHeading___Toc1564_641660197"/>
+      <w:bookmarkStart w:id="3" w:name="__RefHeading___Toc997_3741755502"/>
       <w:bookmarkEnd w:id="3"/>
       <w:r>
         <w:rPr>
@@ -2075,6 +2319,27 @@
     </w:p>
     <w:p>
       <w:pPr>
+        <w:pStyle w:val="Heading2"/>
+        <w:keepNext w:val="true"/>
+        <w:spacing w:before="320" w:after="120"/>
+        <w:rPr/>
+      </w:pPr>
+      <w:bookmarkStart w:id="4" w:name="__RefHeading___Toc999_3741755502"/>
+      <w:bookmarkEnd w:id="4"/>
+      <w:r>
+        <w:rPr>
+          <w:rFonts w:eastAsia="Montserrat" w:cs="Montserrat"/>
+          <w:b/>
+          <w:bCs/>
+          <w:color w:val="123A5F"/>
+          <w:sz w:val="32"/>
+          <w:szCs w:val="32"/>
+        </w:rPr>
+        <w:t>4.1 Sous Linux</w:t>
+      </w:r>
+    </w:p>
+    <w:p>
+      <w:pPr>
         <w:pStyle w:val="Normal"/>
         <w:pBdr>
           <w:left w:val="single" w:sz="12" w:space="8" w:color="1876C6"/>
@@ -2228,6 +2493,1529 @@
         </w:rPr>
         <w:t>Ouvrez http://localhost:4000. Arrêt : docker compose stop ; relance : docker compose up -d (dans application/).</w:t>
       </w:r>
+    </w:p>
+    <w:p>
+      <w:pPr>
+        <w:pStyle w:val="Heading2"/>
+        <w:keepNext w:val="true"/>
+        <w:spacing w:before="320" w:after="120"/>
+        <w:rPr/>
+      </w:pPr>
+      <w:bookmarkStart w:id="5" w:name="__RefHeading___Toc1001_3741755502"/>
+      <w:bookmarkEnd w:id="5"/>
+      <w:r>
+        <w:rPr>
+          <w:rFonts w:eastAsia="Montserrat" w:cs="Montserrat"/>
+          <w:b/>
+          <w:bCs/>
+          <w:color w:val="123A5F"/>
+          <w:sz w:val="32"/>
+          <w:szCs w:val="32"/>
+        </w:rPr>
+        <w:t>4.2 Sous Windows 10 / 11 (Docker Desktop et WSL 2)</w:t>
+      </w:r>
+    </w:p>
+    <w:p>
+      <w:pPr>
+        <w:pStyle w:val="Normal"/>
+        <w:spacing w:lineRule="auto" w:line="288" w:before="0" w:after="160"/>
+        <w:jc w:val="left"/>
+        <w:rPr/>
+      </w:pPr>
+      <w:r>
+        <w:rPr>
+          <w:rFonts w:eastAsia="Open Sans" w:cs="Open Sans"/>
+          <w:color w:val="2C3E50"/>
+          <w:sz w:val="22"/>
+          <w:szCs w:val="22"/>
+        </w:rPr>
+        <w:t>Les images CortexSkills sont des images Linux : sous Windows, Docker Desktop les exécute dans WSL 2. La méthode recommandée utilise les mêmes scripts que sous Linux, dans le terminal Ubuntu.</w:t>
+      </w:r>
+    </w:p>
+    <w:p>
+      <w:pPr>
+        <w:pStyle w:val="ListParagraph"/>
+        <w:numPr>
+          <w:ilvl w:val="0"/>
+          <w:numId w:val="0"/>
+        </w:numPr>
+        <w:spacing w:lineRule="auto" w:line="288" w:before="0" w:after="80"/>
+        <w:ind w:hanging="0" w:left="0"/>
+        <w:rPr/>
+      </w:pPr>
+      <w:r>
+        <w:rPr>
+          <w:rFonts w:eastAsia="Open Sans" w:cs="Open Sans"/>
+          <w:b/>
+          <w:bCs/>
+          <w:color w:val="2C3E50"/>
+          <w:sz w:val="22"/>
+          <w:szCs w:val="22"/>
+        </w:rPr>
+        <w:t xml:space="preserve">Installer WSL 2 et Ubuntu. </w:t>
+      </w:r>
+      <w:r>
+        <w:rPr>
+          <w:rFonts w:eastAsia="Open Sans" w:cs="Open Sans"/>
+          <w:color w:val="2C3E50"/>
+          <w:sz w:val="22"/>
+          <w:szCs w:val="22"/>
+        </w:rPr>
+        <w:t>Dans PowerShell ouvert en administrateur, puis redémarrez et créez l’utilisateur Ubuntu demandé :</w:t>
+      </w:r>
+    </w:p>
+    <w:p>
+      <w:pPr>
+        <w:pStyle w:val="Normal"/>
+        <w:pBdr>
+          <w:left w:val="single" w:sz="12" w:space="8" w:color="1876C6"/>
+        </w:pBdr>
+        <w:shd w:val="clear" w:color="auto" w:fill="F5F8FB"/>
+        <w:spacing w:before="0" w:after="80"/>
+        <w:ind w:left="240"/>
+        <w:rPr/>
+      </w:pPr>
+      <w:r>
+        <w:rPr>
+          <w:rFonts w:eastAsia="JetBrains Mono" w:cs="JetBrains Mono" w:ascii="JetBrains Mono" w:hAnsi="JetBrains Mono"/>
+          <w:color w:val="123A5F"/>
+          <w:sz w:val="18"/>
+          <w:szCs w:val="18"/>
+        </w:rPr>
+        <w:t>wsl --install -d Ubuntu-24.04</w:t>
+      </w:r>
+    </w:p>
+    <w:p>
+      <w:pPr>
+        <w:pStyle w:val="Normal"/>
+        <w:pBdr>
+          <w:left w:val="single" w:sz="12" w:space="8" w:color="1876C6"/>
+        </w:pBdr>
+        <w:shd w:val="clear" w:color="auto" w:fill="F5F8FB"/>
+        <w:spacing w:before="0" w:after="80"/>
+        <w:ind w:left="240"/>
+        <w:rPr/>
+      </w:pPr>
+      <w:r>
+        <w:rPr>
+          <w:rFonts w:eastAsia="JetBrains Mono" w:cs="JetBrains Mono" w:ascii="JetBrains Mono" w:hAnsi="JetBrains Mono"/>
+          <w:color w:val="123A5F"/>
+          <w:sz w:val="18"/>
+          <w:szCs w:val="18"/>
+        </w:rPr>
+        <w:t>wsl --update</w:t>
+      </w:r>
+    </w:p>
+    <w:p>
+      <w:pPr>
+        <w:pStyle w:val="ListParagraph"/>
+        <w:numPr>
+          <w:ilvl w:val="0"/>
+          <w:numId w:val="0"/>
+        </w:numPr>
+        <w:spacing w:lineRule="auto" w:line="288" w:before="0" w:after="80"/>
+        <w:ind w:hanging="0" w:left="0"/>
+        <w:rPr/>
+      </w:pPr>
+      <w:r>
+        <w:rPr>
+          <w:rFonts w:eastAsia="Open Sans" w:cs="Open Sans"/>
+          <w:b/>
+          <w:bCs/>
+          <w:color w:val="2C3E50"/>
+          <w:sz w:val="22"/>
+          <w:szCs w:val="22"/>
+        </w:rPr>
+        <w:t xml:space="preserve">Installer Docker Desktop </w:t>
+      </w:r>
+      <w:r>
+        <w:rPr>
+          <w:rFonts w:eastAsia="Open Sans" w:cs="Open Sans"/>
+          <w:color w:val="2C3E50"/>
+          <w:sz w:val="22"/>
+          <w:szCs w:val="22"/>
+        </w:rPr>
+        <w:t>(docker.com › Docker Desktop for Windows). À l’installation, gardez « Use WSL 2 instead of Hyper-V ». Puis Settings › Resources › WSL integration : activez Ubuntu-24.04, Apply &amp; Restart. Lancez Docker Desktop à l’ouverture de session (Settings › General › Start Docker Desktop when you sign in).</w:t>
+      </w:r>
+    </w:p>
+    <w:p>
+      <w:pPr>
+        <w:pStyle w:val="ListParagraph"/>
+        <w:numPr>
+          <w:ilvl w:val="0"/>
+          <w:numId w:val="0"/>
+        </w:numPr>
+        <w:spacing w:lineRule="auto" w:line="288" w:before="0" w:after="80"/>
+        <w:ind w:hanging="0" w:left="0"/>
+        <w:rPr/>
+      </w:pPr>
+      <w:r>
+        <w:rPr>
+          <w:rFonts w:eastAsia="Open Sans" w:cs="Open Sans"/>
+          <w:b/>
+          <w:bCs/>
+          <w:color w:val="2C3E50"/>
+          <w:sz w:val="22"/>
+          <w:szCs w:val="22"/>
+        </w:rPr>
+        <w:t xml:space="preserve">Vérifier, dans le terminal Ubuntu </w:t>
+      </w:r>
+      <w:r>
+        <w:rPr>
+          <w:rFonts w:eastAsia="Open Sans" w:cs="Open Sans"/>
+          <w:color w:val="2C3E50"/>
+          <w:sz w:val="22"/>
+          <w:szCs w:val="22"/>
+        </w:rPr>
+        <w:t>(menu Démarrer › Ubuntu) :</w:t>
+      </w:r>
+    </w:p>
+    <w:p>
+      <w:pPr>
+        <w:pStyle w:val="Normal"/>
+        <w:pBdr>
+          <w:left w:val="single" w:sz="12" w:space="8" w:color="1876C6"/>
+        </w:pBdr>
+        <w:shd w:val="clear" w:color="auto" w:fill="F5F8FB"/>
+        <w:spacing w:before="0" w:after="80"/>
+        <w:ind w:left="240"/>
+        <w:rPr/>
+      </w:pPr>
+      <w:r>
+        <w:rPr>
+          <w:rFonts w:eastAsia="JetBrains Mono" w:cs="JetBrains Mono" w:ascii="JetBrains Mono" w:hAnsi="JetBrains Mono"/>
+          <w:color w:val="123A5F"/>
+          <w:sz w:val="18"/>
+          <w:szCs w:val="18"/>
+        </w:rPr>
+        <w:t>docker version &amp;&amp; docker compose version</w:t>
+      </w:r>
+    </w:p>
+    <w:p>
+      <w:pPr>
+        <w:pStyle w:val="Normal"/>
+        <w:pBdr>
+          <w:left w:val="single" w:sz="12" w:space="8" w:color="1876C6"/>
+        </w:pBdr>
+        <w:shd w:val="clear" w:color="auto" w:fill="F5F8FB"/>
+        <w:spacing w:before="0" w:after="80"/>
+        <w:ind w:left="240"/>
+        <w:rPr/>
+      </w:pPr>
+      <w:r>
+        <w:rPr>
+          <w:rFonts w:eastAsia="JetBrains Mono" w:cs="JetBrains Mono" w:ascii="JetBrains Mono" w:hAnsi="JetBrains Mono"/>
+          <w:color w:val="123A5F"/>
+          <w:sz w:val="18"/>
+          <w:szCs w:val="18"/>
+        </w:rPr>
+        <w:t>sudo apt update &amp;&amp; sudo apt -y install unzip openssl</w:t>
+      </w:r>
+    </w:p>
+    <w:p>
+      <w:pPr>
+        <w:pStyle w:val="ListParagraph"/>
+        <w:numPr>
+          <w:ilvl w:val="0"/>
+          <w:numId w:val="0"/>
+        </w:numPr>
+        <w:spacing w:lineRule="auto" w:line="288" w:before="0" w:after="80"/>
+        <w:ind w:hanging="0" w:left="0"/>
+        <w:rPr/>
+      </w:pPr>
+      <w:r>
+        <w:rPr>
+          <w:rFonts w:eastAsia="Open Sans" w:cs="Open Sans"/>
+          <w:b/>
+          <w:bCs/>
+          <w:color w:val="2C3E50"/>
+          <w:sz w:val="22"/>
+          <w:szCs w:val="22"/>
+        </w:rPr>
+        <w:t xml:space="preserve">Copier le paquet dans Ubuntu </w:t>
+      </w:r>
+      <w:r>
+        <w:rPr>
+          <w:rFonts w:eastAsia="Open Sans" w:cs="Open Sans"/>
+          <w:color w:val="2C3E50"/>
+          <w:sz w:val="22"/>
+          <w:szCs w:val="22"/>
+        </w:rPr>
+        <w:t>(les fichiers téléchargés sont visibles sous /mnt/c) puis suivre les chapitres 2 à 4.1 tels quels :</w:t>
+      </w:r>
+    </w:p>
+    <w:p>
+      <w:pPr>
+        <w:pStyle w:val="Normal"/>
+        <w:pBdr>
+          <w:left w:val="single" w:sz="12" w:space="8" w:color="1876C6"/>
+        </w:pBdr>
+        <w:shd w:val="clear" w:color="auto" w:fill="F5F8FB"/>
+        <w:spacing w:before="0" w:after="80"/>
+        <w:ind w:left="240"/>
+        <w:rPr/>
+      </w:pPr>
+      <w:r>
+        <w:rPr>
+          <w:rFonts w:eastAsia="JetBrains Mono" w:cs="JetBrains Mono" w:ascii="JetBrains Mono" w:hAnsi="JetBrains Mono"/>
+          <w:color w:val="123A5F"/>
+          <w:sz w:val="18"/>
+          <w:szCs w:val="18"/>
+        </w:rPr>
+        <w:t>mkdir -p ~/cortexskills &amp;&amp; cd ~/cortexskills</w:t>
+      </w:r>
+    </w:p>
+    <w:p>
+      <w:pPr>
+        <w:pStyle w:val="Normal"/>
+        <w:pBdr>
+          <w:left w:val="single" w:sz="12" w:space="8" w:color="1876C6"/>
+        </w:pBdr>
+        <w:shd w:val="clear" w:color="auto" w:fill="F5F8FB"/>
+        <w:spacing w:before="0" w:after="80"/>
+        <w:ind w:left="240"/>
+        <w:rPr/>
+      </w:pPr>
+      <w:r>
+        <w:rPr>
+          <w:rFonts w:eastAsia="JetBrains Mono" w:cs="JetBrains Mono" w:ascii="JetBrains Mono" w:hAnsi="JetBrains Mono"/>
+          <w:color w:val="123A5F"/>
+          <w:sz w:val="18"/>
+          <w:szCs w:val="18"/>
+        </w:rPr>
+        <w:t>cp /mnt/c/Users/&lt;vous&gt;/Downloads/CortexSkills-Editeur-Docker-1.15.0.zip* .</w:t>
+      </w:r>
+    </w:p>
+    <w:p>
+      <w:pPr>
+        <w:pStyle w:val="Normal"/>
+        <w:pBdr>
+          <w:left w:val="single" w:sz="12" w:space="8" w:color="1876C6"/>
+        </w:pBdr>
+        <w:shd w:val="clear" w:color="auto" w:fill="F5F8FB"/>
+        <w:spacing w:before="0" w:after="80"/>
+        <w:ind w:left="240"/>
+        <w:rPr/>
+      </w:pPr>
+      <w:r>
+        <w:rPr>
+          <w:rFonts w:eastAsia="JetBrains Mono" w:cs="JetBrains Mono" w:ascii="JetBrains Mono" w:hAnsi="JetBrains Mono"/>
+          <w:color w:val="123A5F"/>
+          <w:sz w:val="18"/>
+          <w:szCs w:val="18"/>
+        </w:rPr>
+        <w:t>cat CortexSkills-Editeur-Docker-1.15.0.zip.part* &gt; CortexSkills-Editeur-Docker-1.15.0.zip &amp;&amp; sha256sum -c CortexSkills-Editeur-Docker-1.15.0.zip.sha256 &amp;&amp; unzip CortexSkills-Editeur-Docker-1.15.0.zip</w:t>
+      </w:r>
+    </w:p>
+    <w:p>
+      <w:pPr>
+        <w:pStyle w:val="Normal"/>
+        <w:pBdr>
+          <w:left w:val="single" w:sz="12" w:space="8" w:color="1876C6"/>
+        </w:pBdr>
+        <w:shd w:val="clear" w:color="auto" w:fill="F5F8FB"/>
+        <w:spacing w:before="0" w:after="80"/>
+        <w:ind w:left="240"/>
+        <w:rPr/>
+      </w:pPr>
+      <w:r>
+        <w:rPr>
+          <w:rFonts w:eastAsia="JetBrains Mono" w:cs="JetBrains Mono" w:ascii="JetBrains Mono" w:hAnsi="JetBrains Mono"/>
+          <w:color w:val="123A5F"/>
+          <w:sz w:val="18"/>
+          <w:szCs w:val="18"/>
+        </w:rPr>
+        <w:t>cd CortexSkills-Editeur-Docker-1.15.0 &amp;&amp; ./gestion-licences/cslic importer poste-signature &amp;&amp; rm -r poste-signature</w:t>
+      </w:r>
+    </w:p>
+    <w:p>
+      <w:pPr>
+        <w:pStyle w:val="Normal"/>
+        <w:pBdr>
+          <w:left w:val="single" w:sz="12" w:space="8" w:color="1876C6"/>
+        </w:pBdr>
+        <w:shd w:val="clear" w:color="auto" w:fill="F5F8FB"/>
+        <w:spacing w:before="0" w:after="80"/>
+        <w:ind w:left="240"/>
+        <w:rPr/>
+      </w:pPr>
+      <w:r>
+        <w:rPr>
+          <w:rFonts w:eastAsia="JetBrains Mono" w:cs="JetBrains Mono" w:ascii="JetBrains Mono" w:hAnsi="JetBrains Mono"/>
+          <w:color w:val="123A5F"/>
+          <w:sz w:val="18"/>
+          <w:szCs w:val="18"/>
+        </w:rPr>
+        <w:t>cd application &amp;&amp; ./installer.sh local</w:t>
+      </w:r>
+    </w:p>
+    <w:p>
+      <w:pPr>
+        <w:pStyle w:val="ListParagraph"/>
+        <w:numPr>
+          <w:ilvl w:val="0"/>
+          <w:numId w:val="0"/>
+        </w:numPr>
+        <w:spacing w:lineRule="auto" w:line="288" w:before="0" w:after="80"/>
+        <w:ind w:hanging="0" w:left="0"/>
+        <w:rPr/>
+      </w:pPr>
+      <w:r>
+        <w:rPr>
+          <w:rFonts w:eastAsia="Open Sans" w:cs="Open Sans"/>
+          <w:b/>
+          <w:bCs/>
+          <w:color w:val="2C3E50"/>
+          <w:sz w:val="22"/>
+          <w:szCs w:val="22"/>
+        </w:rPr>
+        <w:t xml:space="preserve">Ouvrir </w:t>
+      </w:r>
+      <w:r>
+        <w:rPr>
+          <w:rFonts w:eastAsia="Open Sans" w:cs="Open Sans"/>
+          <w:color w:val="2C3E50"/>
+          <w:sz w:val="22"/>
+          <w:szCs w:val="22"/>
+        </w:rPr>
+        <w:t>http://localhost:4000 dans le navigateur Windows : Docker Desktop publie le port sur Windows. Arrêt et relance : docker compose stop / up -d dans le terminal Ubuntu, ou depuis l’onglet Containers de Docker Desktop.</w:t>
+      </w:r>
+    </w:p>
+    <w:tbl>
+      <w:tblPr>
+        <w:tblW w:w="9638" w:type="dxa"/>
+        <w:jc w:val="left"/>
+        <w:tblInd w:w="0" w:type="dxa"/>
+        <w:tblLayout w:type="fixed"/>
+        <w:tblCellMar>
+          <w:top w:w="160" w:type="dxa"/>
+          <w:left w:w="220" w:type="dxa"/>
+          <w:bottom w:w="160" w:type="dxa"/>
+          <w:right w:w="220" w:type="dxa"/>
+        </w:tblCellMar>
+      </w:tblPr>
+      <w:tblGrid>
+        <w:gridCol w:w="9638"/>
+      </w:tblGrid>
+      <w:tr>
+        <w:trPr/>
+        <w:tc>
+          <w:tcPr>
+            <w:tcW w:w="9638" w:type="dxa"/>
+            <w:tcBorders>
+              <w:top w:val="single" w:sz="4" w:space="0" w:color="E1E8F0"/>
+              <w:left w:val="single" w:sz="4" w:space="0" w:color="E1E8F0"/>
+              <w:bottom w:val="single" w:sz="4" w:space="0" w:color="E1E8F0"/>
+              <w:right w:val="single" w:sz="4" w:space="0" w:color="E1E8F0"/>
+            </w:tcBorders>
+            <w:shd w:color="auto" w:fill="F5F8FB" w:val="clear"/>
+          </w:tcPr>
+          <w:p>
+            <w:pPr>
+              <w:pStyle w:val="Normal"/>
+              <w:spacing w:before="0" w:after="80"/>
+              <w:rPr/>
+            </w:pPr>
+            <w:r>
+              <w:rPr>
+                <w:rFonts w:eastAsia="Montserrat" w:cs="Montserrat" w:ascii="Montserrat" w:hAnsi="Montserrat"/>
+                <w:b/>
+                <w:bCs/>
+                <w:color w:val="123A5F"/>
+                <w:sz w:val="22"/>
+                <w:szCs w:val="22"/>
+              </w:rPr>
+              <w:t>Décompressez dans Ubuntu, pas dans Windows</w:t>
+            </w:r>
+          </w:p>
+          <w:p>
+            <w:pPr>
+              <w:pStyle w:val="Normal"/>
+              <w:spacing w:lineRule="auto" w:line="288" w:before="0" w:after="60"/>
+              <w:jc w:val="left"/>
+              <w:rPr/>
+            </w:pPr>
+            <w:r>
+              <w:rPr>
+                <w:rFonts w:eastAsia="Open Sans" w:cs="Open Sans"/>
+                <w:color w:val="2C3E50"/>
+                <w:sz w:val="21"/>
+                <w:szCs w:val="21"/>
+              </w:rPr>
+              <w:t>Décompresser le paquet avec l’Explorateur Windows puis l’utiliser depuis Ubuntu casse les droits d’exécution des scripts (« Permission denied ») et la protection de la clé privée.</w:t>
+            </w:r>
+          </w:p>
+          <w:p>
+            <w:pPr>
+              <w:pStyle w:val="Normal"/>
+              <w:spacing w:lineRule="auto" w:line="288" w:before="0" w:after="60"/>
+              <w:jc w:val="left"/>
+              <w:rPr/>
+            </w:pPr>
+            <w:r>
+              <w:rPr>
+                <w:rFonts w:eastAsia="Open Sans" w:cs="Open Sans"/>
+                <w:color w:val="2C3E50"/>
+                <w:sz w:val="21"/>
+                <w:szCs w:val="21"/>
+              </w:rPr>
+              <w:t>Travaillez dans ~/cortexskills (disque Linux) : c’est aussi beaucoup plus rapide que /mnt/c.</w:t>
+            </w:r>
+          </w:p>
+        </w:tc>
+      </w:tr>
+    </w:tbl>
+    <w:p>
+      <w:pPr>
+        <w:pStyle w:val="Heading2"/>
+        <w:keepNext w:val="true"/>
+        <w:spacing w:before="320" w:after="120"/>
+        <w:rPr/>
+      </w:pPr>
+      <w:bookmarkStart w:id="6" w:name="__RefHeading___Toc1003_3741755502"/>
+      <w:bookmarkEnd w:id="6"/>
+      <w:r>
+        <w:rPr>
+          <w:rFonts w:eastAsia="Montserrat" w:cs="Montserrat"/>
+          <w:b/>
+          <w:bCs/>
+          <w:color w:val="123A5F"/>
+          <w:sz w:val="32"/>
+          <w:szCs w:val="32"/>
+        </w:rPr>
+        <w:t>4.3 Sous Windows sans les scripts (PowerShell)</w:t>
+      </w:r>
+    </w:p>
+    <w:p>
+      <w:pPr>
+        <w:pStyle w:val="Normal"/>
+        <w:spacing w:lineRule="auto" w:line="288" w:before="0" w:after="160"/>
+        <w:jc w:val="left"/>
+        <w:rPr/>
+      </w:pPr>
+      <w:r>
+        <w:rPr>
+          <w:rFonts w:eastAsia="Open Sans" w:cs="Open Sans"/>
+          <w:color w:val="2C3E50"/>
+          <w:sz w:val="22"/>
+          <w:szCs w:val="22"/>
+        </w:rPr>
+        <w:t>Si vous préférez PowerShell (Docker Desktop installé comme en 4.2), les scripts .sh ne s’exécutent pas : faites leurs étapes à la main.</w:t>
+      </w:r>
+    </w:p>
+    <w:p>
+      <w:pPr>
+        <w:pStyle w:val="Normal"/>
+        <w:pBdr>
+          <w:left w:val="single" w:sz="12" w:space="8" w:color="1876C6"/>
+        </w:pBdr>
+        <w:shd w:val="clear" w:color="auto" w:fill="F5F8FB"/>
+        <w:spacing w:before="0" w:after="80"/>
+        <w:ind w:left="240"/>
+        <w:rPr/>
+      </w:pPr>
+      <w:r>
+        <w:rPr>
+          <w:rFonts w:eastAsia="JetBrains Mono" w:cs="JetBrains Mono" w:ascii="JetBrains Mono" w:hAnsi="JetBrains Mono"/>
+          <w:color w:val="123A5F"/>
+          <w:sz w:val="18"/>
+          <w:szCs w:val="18"/>
+        </w:rPr>
+        <w:t># 1. Reconstituer, vérifier et décompresser (dossier Téléchargements)</w:t>
+      </w:r>
+    </w:p>
+    <w:p>
+      <w:pPr>
+        <w:pStyle w:val="Normal"/>
+        <w:pBdr>
+          <w:left w:val="single" w:sz="12" w:space="8" w:color="1876C6"/>
+        </w:pBdr>
+        <w:shd w:val="clear" w:color="auto" w:fill="F5F8FB"/>
+        <w:spacing w:before="0" w:after="80"/>
+        <w:ind w:left="240"/>
+        <w:rPr/>
+      </w:pPr>
+      <w:r>
+        <w:rPr>
+          <w:rFonts w:eastAsia="JetBrains Mono" w:cs="JetBrains Mono" w:ascii="JetBrains Mono" w:hAnsi="JetBrains Mono"/>
+          <w:color w:val="123A5F"/>
+          <w:sz w:val="18"/>
+          <w:szCs w:val="18"/>
+        </w:rPr>
+        <w:t>cd $env:USERPROFILE\Downloads</w:t>
+      </w:r>
+    </w:p>
+    <w:p>
+      <w:pPr>
+        <w:pStyle w:val="Normal"/>
+        <w:pBdr>
+          <w:left w:val="single" w:sz="12" w:space="8" w:color="1876C6"/>
+        </w:pBdr>
+        <w:shd w:val="clear" w:color="auto" w:fill="F5F8FB"/>
+        <w:spacing w:before="0" w:after="80"/>
+        <w:ind w:left="240"/>
+        <w:rPr/>
+      </w:pPr>
+      <w:r>
+        <w:rPr>
+          <w:rFonts w:eastAsia="JetBrains Mono" w:cs="JetBrains Mono" w:ascii="JetBrains Mono" w:hAnsi="JetBrains Mono"/>
+          <w:color w:val="123A5F"/>
+          <w:sz w:val="18"/>
+          <w:szCs w:val="18"/>
+        </w:rPr>
+        <w:t>cmd /c "copy /b CortexSkills-Editeur-Docker-1.15.0.zip.part00+CortexSkills-Editeur-Docker-1.15.0.zip.part01+CortexSkills-Editeur-Docker-1.15.0.zip.part02+CortexSkills-Editeur-Docker-1.15.0.zip.part03+CortexSkills-Editeur-Docker-1.15.0.zip.part04 CortexSkills-Editeur-Docker-1.15.0.zip"</w:t>
+      </w:r>
+    </w:p>
+    <w:p>
+      <w:pPr>
+        <w:pStyle w:val="Normal"/>
+        <w:pBdr>
+          <w:left w:val="single" w:sz="12" w:space="8" w:color="1876C6"/>
+        </w:pBdr>
+        <w:shd w:val="clear" w:color="auto" w:fill="F5F8FB"/>
+        <w:spacing w:before="0" w:after="80"/>
+        <w:ind w:left="240"/>
+        <w:rPr/>
+      </w:pPr>
+      <w:r>
+        <w:rPr>
+          <w:rFonts w:eastAsia="JetBrains Mono" w:cs="JetBrains Mono" w:ascii="JetBrains Mono" w:hAnsi="JetBrains Mono"/>
+          <w:color w:val="123A5F"/>
+          <w:sz w:val="18"/>
+          <w:szCs w:val="18"/>
+        </w:rPr>
+        <w:t>(Get-FileHash CortexSkills-Editeur-Docker-1.15.0.zip -Algorithm SHA256).Hash.ToLower()     # doit être identique au contenu du .sha256</w:t>
+      </w:r>
+    </w:p>
+    <w:p>
+      <w:pPr>
+        <w:pStyle w:val="Normal"/>
+        <w:pBdr>
+          <w:left w:val="single" w:sz="12" w:space="8" w:color="1876C6"/>
+        </w:pBdr>
+        <w:shd w:val="clear" w:color="auto" w:fill="F5F8FB"/>
+        <w:spacing w:before="0" w:after="80"/>
+        <w:ind w:left="240"/>
+        <w:rPr/>
+      </w:pPr>
+      <w:r>
+        <w:rPr>
+          <w:rFonts w:eastAsia="JetBrains Mono" w:cs="JetBrains Mono" w:ascii="JetBrains Mono" w:hAnsi="JetBrains Mono"/>
+          <w:color w:val="123A5F"/>
+          <w:sz w:val="18"/>
+          <w:szCs w:val="18"/>
+        </w:rPr>
+        <w:t>Expand-Archive CortexSkills-Editeur-Docker-1.15.0.zip -DestinationPath C:\CortexSkills</w:t>
+      </w:r>
+    </w:p>
+    <w:p>
+      <w:pPr>
+        <w:pStyle w:val="Normal"/>
+        <w:pBdr>
+          <w:left w:val="single" w:sz="12" w:space="8" w:color="1876C6"/>
+        </w:pBdr>
+        <w:shd w:val="clear" w:color="auto" w:fill="F5F8FB"/>
+        <w:spacing w:before="0" w:after="80"/>
+        <w:ind w:left="240"/>
+        <w:rPr/>
+      </w:pPr>
+      <w:r>
+        <w:rPr>
+          <w:rFonts w:eastAsia="JetBrains Mono" w:cs="JetBrains Mono" w:ascii="JetBrains Mono" w:hAnsi="JetBrains Mono"/>
+          <w:color w:val="123A5F"/>
+          <w:sz w:val="18"/>
+          <w:szCs w:val="18"/>
+        </w:rPr>
+        <w:t>cd C:\CortexSkills\CortexSkills-Editeur-Docker-1.15.0\application</w:t>
+      </w:r>
+    </w:p>
+    <w:p>
+      <w:pPr>
+        <w:pStyle w:val="Normal"/>
+        <w:pBdr>
+          <w:left w:val="single" w:sz="12" w:space="8" w:color="1876C6"/>
+        </w:pBdr>
+        <w:shd w:val="clear" w:color="auto" w:fill="F5F8FB"/>
+        <w:spacing w:before="0" w:after="80"/>
+        <w:ind w:left="240"/>
+        <w:rPr/>
+      </w:pPr>
+      <w:r>
+        <w:rPr>
+          <w:rFonts w:eastAsia="JetBrains Mono" w:cs="JetBrains Mono" w:ascii="JetBrains Mono" w:hAnsi="JetBrains Mono"/>
+          <w:color w:val="123A5F"/>
+          <w:sz w:val="18"/>
+          <w:szCs w:val="18"/>
+        </w:rPr>
+        <w:t># 2. Charger l’image</w:t>
+      </w:r>
+    </w:p>
+    <w:p>
+      <w:pPr>
+        <w:pStyle w:val="Normal"/>
+        <w:pBdr>
+          <w:left w:val="single" w:sz="12" w:space="8" w:color="1876C6"/>
+        </w:pBdr>
+        <w:shd w:val="clear" w:color="auto" w:fill="F5F8FB"/>
+        <w:spacing w:before="0" w:after="80"/>
+        <w:ind w:left="240"/>
+        <w:rPr/>
+      </w:pPr>
+      <w:r>
+        <w:rPr>
+          <w:rFonts w:eastAsia="JetBrains Mono" w:cs="JetBrains Mono" w:ascii="JetBrains Mono" w:hAnsi="JetBrains Mono"/>
+          <w:color w:val="123A5F"/>
+          <w:sz w:val="18"/>
+          <w:szCs w:val="18"/>
+        </w:rPr>
+        <w:t>docker load -i cortexskills-editeur-docker-image-1.15.0.tar.gz</w:t>
+      </w:r>
+    </w:p>
+    <w:p>
+      <w:pPr>
+        <w:pStyle w:val="Normal"/>
+        <w:pBdr>
+          <w:left w:val="single" w:sz="12" w:space="8" w:color="1876C6"/>
+        </w:pBdr>
+        <w:shd w:val="clear" w:color="auto" w:fill="F5F8FB"/>
+        <w:spacing w:before="0" w:after="80"/>
+        <w:ind w:left="240"/>
+        <w:rPr/>
+      </w:pPr>
+      <w:r>
+        <w:rPr>
+          <w:rFonts w:eastAsia="JetBrains Mono" w:cs="JetBrains Mono" w:ascii="JetBrains Mono" w:hAnsi="JetBrains Mono"/>
+          <w:color w:val="123A5F"/>
+          <w:sz w:val="18"/>
+          <w:szCs w:val="18"/>
+        </w:rPr>
+        <w:t># 3. Réglages : deux secrets aléatoires</w:t>
+      </w:r>
+    </w:p>
+    <w:p>
+      <w:pPr>
+        <w:pStyle w:val="Normal"/>
+        <w:pBdr>
+          <w:left w:val="single" w:sz="12" w:space="8" w:color="1876C6"/>
+        </w:pBdr>
+        <w:shd w:val="clear" w:color="auto" w:fill="F5F8FB"/>
+        <w:spacing w:before="0" w:after="80"/>
+        <w:ind w:left="240"/>
+        <w:rPr/>
+      </w:pPr>
+      <w:r>
+        <w:rPr>
+          <w:rFonts w:eastAsia="JetBrains Mono" w:cs="JetBrains Mono" w:ascii="JetBrains Mono" w:hAnsi="JetBrains Mono"/>
+          <w:color w:val="123A5F"/>
+          <w:sz w:val="18"/>
+          <w:szCs w:val="18"/>
+        </w:rPr>
+        <w:t>function Secret { $b = New-Object byte[] 48; [Security.Cryptography.RandomNumberGenerator]::Create().GetBytes($b); ([Convert]::ToBase64String($b)) -replace '[+/=]','' }</w:t>
+      </w:r>
+    </w:p>
+    <w:p>
+      <w:pPr>
+        <w:pStyle w:val="Normal"/>
+        <w:pBdr>
+          <w:left w:val="single" w:sz="12" w:space="8" w:color="1876C6"/>
+        </w:pBdr>
+        <w:shd w:val="clear" w:color="auto" w:fill="F5F8FB"/>
+        <w:spacing w:before="0" w:after="80"/>
+        <w:ind w:left="240"/>
+        <w:rPr/>
+      </w:pPr>
+      <w:r>
+        <w:rPr>
+          <w:rFonts w:eastAsia="JetBrains Mono" w:cs="JetBrains Mono" w:ascii="JetBrains Mono" w:hAnsi="JetBrains Mono"/>
+          <w:color w:val="123A5F"/>
+          <w:sz w:val="18"/>
+          <w:szCs w:val="18"/>
+        </w:rPr>
+        <w:t>Secret; Secret</w:t>
+      </w:r>
+    </w:p>
+    <w:p>
+      <w:pPr>
+        <w:pStyle w:val="Normal"/>
+        <w:pBdr>
+          <w:left w:val="single" w:sz="12" w:space="8" w:color="1876C6"/>
+        </w:pBdr>
+        <w:shd w:val="clear" w:color="auto" w:fill="F5F8FB"/>
+        <w:spacing w:before="0" w:after="80"/>
+        <w:ind w:left="240"/>
+        <w:rPr/>
+      </w:pPr>
+      <w:r>
+        <w:rPr>
+          <w:rFonts w:eastAsia="JetBrains Mono" w:cs="JetBrains Mono" w:ascii="JetBrains Mono" w:hAnsi="JetBrains Mono"/>
+          <w:color w:val="123A5F"/>
+          <w:sz w:val="18"/>
+          <w:szCs w:val="18"/>
+        </w:rPr>
+        <w:t>Copy-Item env.example .env; notepad .env</w:t>
+      </w:r>
+    </w:p>
+    <w:tbl>
+      <w:tblPr>
+        <w:tblW w:w="9638" w:type="dxa"/>
+        <w:jc w:val="left"/>
+        <w:tblInd w:w="0" w:type="dxa"/>
+        <w:tblLayout w:type="fixed"/>
+        <w:tblCellMar>
+          <w:top w:w="70" w:type="dxa"/>
+          <w:left w:w="110" w:type="dxa"/>
+          <w:bottom w:w="70" w:type="dxa"/>
+          <w:right w:w="110" w:type="dxa"/>
+        </w:tblCellMar>
+      </w:tblPr>
+      <w:tblGrid>
+        <w:gridCol w:w="2997"/>
+        <w:gridCol w:w="6640"/>
+      </w:tblGrid>
+      <w:tr>
+        <w:trPr>
+          <w:tblHeader w:val="true"/>
+          <w:cantSplit w:val="true"/>
+        </w:trPr>
+        <w:tc>
+          <w:tcPr>
+            <w:tcW w:w="2997" w:type="dxa"/>
+            <w:tcBorders>
+              <w:top w:val="single" w:sz="4" w:space="0" w:color="E1E8F0"/>
+              <w:left w:val="single" w:sz="4" w:space="0" w:color="E1E8F0"/>
+              <w:bottom w:val="single" w:sz="4" w:space="0" w:color="E1E8F0"/>
+              <w:right w:val="single" w:sz="4" w:space="0" w:color="E1E8F0"/>
+            </w:tcBorders>
+            <w:shd w:color="auto" w:fill="123A5F" w:val="clear"/>
+          </w:tcPr>
+          <w:p>
+            <w:pPr>
+              <w:pStyle w:val="Normal"/>
+              <w:spacing w:before="0" w:after="20"/>
+              <w:rPr/>
+            </w:pPr>
+            <w:r>
+              <w:rPr>
+                <w:rFonts w:eastAsia="Open Sans" w:cs="Open Sans"/>
+                <w:b/>
+                <w:bCs/>
+                <w:color w:val="FFFFFF"/>
+                <w:sz w:val="18"/>
+                <w:szCs w:val="18"/>
+              </w:rPr>
+              <w:t>Ligne de .env</w:t>
+            </w:r>
+          </w:p>
+        </w:tc>
+        <w:tc>
+          <w:tcPr>
+            <w:tcW w:w="6640" w:type="dxa"/>
+            <w:tcBorders>
+              <w:top w:val="single" w:sz="4" w:space="0" w:color="E1E8F0"/>
+              <w:left w:val="single" w:sz="4" w:space="0" w:color="E1E8F0"/>
+              <w:bottom w:val="single" w:sz="4" w:space="0" w:color="E1E8F0"/>
+              <w:right w:val="single" w:sz="4" w:space="0" w:color="E1E8F0"/>
+            </w:tcBorders>
+            <w:shd w:color="auto" w:fill="123A5F" w:val="clear"/>
+          </w:tcPr>
+          <w:p>
+            <w:pPr>
+              <w:pStyle w:val="Normal"/>
+              <w:spacing w:before="0" w:after="20"/>
+              <w:rPr/>
+            </w:pPr>
+            <w:r>
+              <w:rPr>
+                <w:rFonts w:eastAsia="Open Sans" w:cs="Open Sans"/>
+                <w:b/>
+                <w:bCs/>
+                <w:color w:val="FFFFFF"/>
+                <w:sz w:val="18"/>
+                <w:szCs w:val="18"/>
+              </w:rPr>
+              <w:t>Valeur sous Windows (localhost)</w:t>
+            </w:r>
+          </w:p>
+        </w:tc>
+      </w:tr>
+      <w:tr>
+        <w:trPr>
+          <w:cantSplit w:val="true"/>
+        </w:trPr>
+        <w:tc>
+          <w:tcPr>
+            <w:tcW w:w="2997" w:type="dxa"/>
+            <w:tcBorders>
+              <w:top w:val="single" w:sz="4" w:space="0" w:color="E1E8F0"/>
+              <w:left w:val="single" w:sz="4" w:space="0" w:color="E1E8F0"/>
+              <w:bottom w:val="single" w:sz="4" w:space="0" w:color="E1E8F0"/>
+              <w:right w:val="single" w:sz="4" w:space="0" w:color="E1E8F0"/>
+            </w:tcBorders>
+            <w:shd w:color="auto" w:fill="FFFFFF" w:val="clear"/>
+          </w:tcPr>
+          <w:p>
+            <w:pPr>
+              <w:pStyle w:val="Normal"/>
+              <w:spacing w:before="0" w:after="20"/>
+              <w:rPr/>
+            </w:pPr>
+            <w:r>
+              <w:rPr>
+                <w:rFonts w:eastAsia="Open Sans" w:cs="Open Sans"/>
+                <w:b w:val="false"/>
+                <w:bCs w:val="false"/>
+                <w:color w:val="2C3E50"/>
+                <w:sz w:val="18"/>
+                <w:szCs w:val="18"/>
+              </w:rPr>
+              <w:t>PUBLIC_URL, CORS_ORIGIN</w:t>
+            </w:r>
+          </w:p>
+        </w:tc>
+        <w:tc>
+          <w:tcPr>
+            <w:tcW w:w="6640" w:type="dxa"/>
+            <w:tcBorders>
+              <w:top w:val="single" w:sz="4" w:space="0" w:color="E1E8F0"/>
+              <w:left w:val="single" w:sz="4" w:space="0" w:color="E1E8F0"/>
+              <w:bottom w:val="single" w:sz="4" w:space="0" w:color="E1E8F0"/>
+              <w:right w:val="single" w:sz="4" w:space="0" w:color="E1E8F0"/>
+            </w:tcBorders>
+            <w:shd w:color="auto" w:fill="FFFFFF" w:val="clear"/>
+          </w:tcPr>
+          <w:p>
+            <w:pPr>
+              <w:pStyle w:val="Normal"/>
+              <w:spacing w:before="0" w:after="20"/>
+              <w:rPr/>
+            </w:pPr>
+            <w:r>
+              <w:rPr>
+                <w:rFonts w:eastAsia="Open Sans" w:cs="Open Sans"/>
+                <w:b w:val="false"/>
+                <w:bCs w:val="false"/>
+                <w:color w:val="2C3E50"/>
+                <w:sz w:val="18"/>
+                <w:szCs w:val="18"/>
+              </w:rPr>
+              <w:t>http://localhost:4000</w:t>
+            </w:r>
+          </w:p>
+        </w:tc>
+      </w:tr>
+      <w:tr>
+        <w:trPr>
+          <w:cantSplit w:val="true"/>
+        </w:trPr>
+        <w:tc>
+          <w:tcPr>
+            <w:tcW w:w="2997" w:type="dxa"/>
+            <w:tcBorders>
+              <w:top w:val="single" w:sz="4" w:space="0" w:color="E1E8F0"/>
+              <w:left w:val="single" w:sz="4" w:space="0" w:color="E1E8F0"/>
+              <w:bottom w:val="single" w:sz="4" w:space="0" w:color="E1E8F0"/>
+              <w:right w:val="single" w:sz="4" w:space="0" w:color="E1E8F0"/>
+            </w:tcBorders>
+            <w:shd w:color="auto" w:fill="F5F8FB" w:val="clear"/>
+          </w:tcPr>
+          <w:p>
+            <w:pPr>
+              <w:pStyle w:val="Normal"/>
+              <w:spacing w:before="0" w:after="20"/>
+              <w:rPr/>
+            </w:pPr>
+            <w:r>
+              <w:rPr>
+                <w:rFonts w:eastAsia="Open Sans" w:cs="Open Sans"/>
+                <w:b w:val="false"/>
+                <w:bCs w:val="false"/>
+                <w:color w:val="2C3E50"/>
+                <w:sz w:val="18"/>
+                <w:szCs w:val="18"/>
+              </w:rPr>
+              <w:t>DOMAIN</w:t>
+            </w:r>
+          </w:p>
+        </w:tc>
+        <w:tc>
+          <w:tcPr>
+            <w:tcW w:w="6640" w:type="dxa"/>
+            <w:tcBorders>
+              <w:top w:val="single" w:sz="4" w:space="0" w:color="E1E8F0"/>
+              <w:left w:val="single" w:sz="4" w:space="0" w:color="E1E8F0"/>
+              <w:bottom w:val="single" w:sz="4" w:space="0" w:color="E1E8F0"/>
+              <w:right w:val="single" w:sz="4" w:space="0" w:color="E1E8F0"/>
+            </w:tcBorders>
+            <w:shd w:color="auto" w:fill="F5F8FB" w:val="clear"/>
+          </w:tcPr>
+          <w:p>
+            <w:pPr>
+              <w:pStyle w:val="Normal"/>
+              <w:spacing w:before="0" w:after="20"/>
+              <w:rPr/>
+            </w:pPr>
+            <w:r>
+              <w:rPr>
+                <w:rFonts w:eastAsia="Open Sans" w:cs="Open Sans"/>
+                <w:b w:val="false"/>
+                <w:bCs w:val="false"/>
+                <w:color w:val="2C3E50"/>
+                <w:sz w:val="18"/>
+                <w:szCs w:val="18"/>
+              </w:rPr>
+              <w:t>localhost</w:t>
+            </w:r>
+          </w:p>
+        </w:tc>
+      </w:tr>
+      <w:tr>
+        <w:trPr>
+          <w:cantSplit w:val="true"/>
+        </w:trPr>
+        <w:tc>
+          <w:tcPr>
+            <w:tcW w:w="2997" w:type="dxa"/>
+            <w:tcBorders>
+              <w:top w:val="single" w:sz="4" w:space="0" w:color="E1E8F0"/>
+              <w:left w:val="single" w:sz="4" w:space="0" w:color="E1E8F0"/>
+              <w:bottom w:val="single" w:sz="4" w:space="0" w:color="E1E8F0"/>
+              <w:right w:val="single" w:sz="4" w:space="0" w:color="E1E8F0"/>
+            </w:tcBorders>
+            <w:shd w:color="auto" w:fill="FFFFFF" w:val="clear"/>
+          </w:tcPr>
+          <w:p>
+            <w:pPr>
+              <w:pStyle w:val="Normal"/>
+              <w:spacing w:before="0" w:after="20"/>
+              <w:rPr/>
+            </w:pPr>
+            <w:r>
+              <w:rPr>
+                <w:rFonts w:eastAsia="Open Sans" w:cs="Open Sans"/>
+                <w:b w:val="false"/>
+                <w:bCs w:val="false"/>
+                <w:color w:val="2C3E50"/>
+                <w:sz w:val="18"/>
+                <w:szCs w:val="18"/>
+              </w:rPr>
+              <w:t>COMPOSE_PROFILES</w:t>
+            </w:r>
+          </w:p>
+        </w:tc>
+        <w:tc>
+          <w:tcPr>
+            <w:tcW w:w="6640" w:type="dxa"/>
+            <w:tcBorders>
+              <w:top w:val="single" w:sz="4" w:space="0" w:color="E1E8F0"/>
+              <w:left w:val="single" w:sz="4" w:space="0" w:color="E1E8F0"/>
+              <w:bottom w:val="single" w:sz="4" w:space="0" w:color="E1E8F0"/>
+              <w:right w:val="single" w:sz="4" w:space="0" w:color="E1E8F0"/>
+            </w:tcBorders>
+            <w:shd w:color="auto" w:fill="FFFFFF" w:val="clear"/>
+          </w:tcPr>
+          <w:p>
+            <w:pPr>
+              <w:pStyle w:val="Normal"/>
+              <w:spacing w:before="0" w:after="20"/>
+              <w:rPr/>
+            </w:pPr>
+            <w:r>
+              <w:rPr>
+                <w:rFonts w:eastAsia="Open Sans" w:cs="Open Sans"/>
+                <w:b w:val="false"/>
+                <w:bCs w:val="false"/>
+                <w:color w:val="2C3E50"/>
+                <w:sz w:val="18"/>
+                <w:szCs w:val="18"/>
+              </w:rPr>
+              <w:t>vide (pas de HTTPS en local)</w:t>
+            </w:r>
+          </w:p>
+        </w:tc>
+      </w:tr>
+      <w:tr>
+        <w:trPr>
+          <w:cantSplit w:val="true"/>
+        </w:trPr>
+        <w:tc>
+          <w:tcPr>
+            <w:tcW w:w="2997" w:type="dxa"/>
+            <w:tcBorders>
+              <w:top w:val="single" w:sz="4" w:space="0" w:color="E1E8F0"/>
+              <w:left w:val="single" w:sz="4" w:space="0" w:color="E1E8F0"/>
+              <w:bottom w:val="single" w:sz="4" w:space="0" w:color="E1E8F0"/>
+              <w:right w:val="single" w:sz="4" w:space="0" w:color="E1E8F0"/>
+            </w:tcBorders>
+            <w:shd w:color="auto" w:fill="F5F8FB" w:val="clear"/>
+          </w:tcPr>
+          <w:p>
+            <w:pPr>
+              <w:pStyle w:val="Normal"/>
+              <w:spacing w:before="0" w:after="20"/>
+              <w:rPr/>
+            </w:pPr>
+            <w:r>
+              <w:rPr>
+                <w:rFonts w:eastAsia="Open Sans" w:cs="Open Sans"/>
+                <w:b w:val="false"/>
+                <w:bCs w:val="false"/>
+                <w:color w:val="2C3E50"/>
+                <w:sz w:val="18"/>
+                <w:szCs w:val="18"/>
+              </w:rPr>
+              <w:t>JWT_SECRET, CHANNEL_SECRET_KEY</w:t>
+            </w:r>
+          </w:p>
+        </w:tc>
+        <w:tc>
+          <w:tcPr>
+            <w:tcW w:w="6640" w:type="dxa"/>
+            <w:tcBorders>
+              <w:top w:val="single" w:sz="4" w:space="0" w:color="E1E8F0"/>
+              <w:left w:val="single" w:sz="4" w:space="0" w:color="E1E8F0"/>
+              <w:bottom w:val="single" w:sz="4" w:space="0" w:color="E1E8F0"/>
+              <w:right w:val="single" w:sz="4" w:space="0" w:color="E1E8F0"/>
+            </w:tcBorders>
+            <w:shd w:color="auto" w:fill="F5F8FB" w:val="clear"/>
+          </w:tcPr>
+          <w:p>
+            <w:pPr>
+              <w:pStyle w:val="Normal"/>
+              <w:spacing w:before="0" w:after="20"/>
+              <w:rPr/>
+            </w:pPr>
+            <w:r>
+              <w:rPr>
+                <w:rFonts w:eastAsia="Open Sans" w:cs="Open Sans"/>
+                <w:b w:val="false"/>
+                <w:bCs w:val="false"/>
+                <w:color w:val="2C3E50"/>
+                <w:sz w:val="18"/>
+                <w:szCs w:val="18"/>
+              </w:rPr>
+              <w:t>les deux valeurs affichées par Secret</w:t>
+            </w:r>
+          </w:p>
+        </w:tc>
+      </w:tr>
+      <w:tr>
+        <w:trPr>
+          <w:cantSplit w:val="true"/>
+        </w:trPr>
+        <w:tc>
+          <w:tcPr>
+            <w:tcW w:w="2997" w:type="dxa"/>
+            <w:tcBorders>
+              <w:top w:val="single" w:sz="4" w:space="0" w:color="E1E8F0"/>
+              <w:left w:val="single" w:sz="4" w:space="0" w:color="E1E8F0"/>
+              <w:bottom w:val="single" w:sz="4" w:space="0" w:color="E1E8F0"/>
+              <w:right w:val="single" w:sz="4" w:space="0" w:color="E1E8F0"/>
+            </w:tcBorders>
+            <w:shd w:color="auto" w:fill="FFFFFF" w:val="clear"/>
+          </w:tcPr>
+          <w:p>
+            <w:pPr>
+              <w:pStyle w:val="Normal"/>
+              <w:spacing w:before="0" w:after="20"/>
+              <w:rPr/>
+            </w:pPr>
+            <w:r>
+              <w:rPr>
+                <w:rFonts w:eastAsia="Open Sans" w:cs="Open Sans"/>
+                <w:b w:val="false"/>
+                <w:bCs w:val="false"/>
+                <w:color w:val="2C3E50"/>
+                <w:sz w:val="18"/>
+                <w:szCs w:val="18"/>
+              </w:rPr>
+              <w:t>ADMIN_EMAIL, ADMIN_NAME, ADMIN_PASSWORD</w:t>
+            </w:r>
+          </w:p>
+        </w:tc>
+        <w:tc>
+          <w:tcPr>
+            <w:tcW w:w="6640" w:type="dxa"/>
+            <w:tcBorders>
+              <w:top w:val="single" w:sz="4" w:space="0" w:color="E1E8F0"/>
+              <w:left w:val="single" w:sz="4" w:space="0" w:color="E1E8F0"/>
+              <w:bottom w:val="single" w:sz="4" w:space="0" w:color="E1E8F0"/>
+              <w:right w:val="single" w:sz="4" w:space="0" w:color="E1E8F0"/>
+            </w:tcBorders>
+            <w:shd w:color="auto" w:fill="FFFFFF" w:val="clear"/>
+          </w:tcPr>
+          <w:p>
+            <w:pPr>
+              <w:pStyle w:val="Normal"/>
+              <w:spacing w:before="0" w:after="20"/>
+              <w:rPr/>
+            </w:pPr>
+            <w:r>
+              <w:rPr>
+                <w:rFonts w:eastAsia="Open Sans" w:cs="Open Sans"/>
+                <w:b w:val="false"/>
+                <w:bCs w:val="false"/>
+                <w:color w:val="2C3E50"/>
+                <w:sz w:val="18"/>
+                <w:szCs w:val="18"/>
+              </w:rPr>
+              <w:t>votre administrateur de la plateforme</w:t>
+            </w:r>
+          </w:p>
+        </w:tc>
+      </w:tr>
+    </w:tbl>
+    <w:p>
+      <w:pPr>
+        <w:pStyle w:val="Normal"/>
+        <w:pBdr>
+          <w:left w:val="single" w:sz="12" w:space="8" w:color="1876C6"/>
+        </w:pBdr>
+        <w:shd w:val="clear" w:color="auto" w:fill="F5F8FB"/>
+        <w:spacing w:before="0" w:after="80"/>
+        <w:ind w:left="240"/>
+        <w:rPr/>
+      </w:pPr>
+      <w:r>
+        <w:rPr>
+          <w:rFonts w:eastAsia="JetBrains Mono" w:cs="JetBrains Mono" w:ascii="JetBrains Mono" w:hAnsi="JetBrains Mono"/>
+          <w:color w:val="123A5F"/>
+          <w:sz w:val="18"/>
+          <w:szCs w:val="18"/>
+        </w:rPr>
+        <w:t># 4. Démarrer, puis effacer ADMIN_PASSWORD dans .env et relancer</w:t>
+      </w:r>
+    </w:p>
+    <w:p>
+      <w:pPr>
+        <w:pStyle w:val="Normal"/>
+        <w:pBdr>
+          <w:left w:val="single" w:sz="12" w:space="8" w:color="1876C6"/>
+        </w:pBdr>
+        <w:shd w:val="clear" w:color="auto" w:fill="F5F8FB"/>
+        <w:spacing w:before="0" w:after="80"/>
+        <w:ind w:left="240"/>
+        <w:rPr/>
+      </w:pPr>
+      <w:r>
+        <w:rPr>
+          <w:rFonts w:eastAsia="JetBrains Mono" w:cs="JetBrains Mono" w:ascii="JetBrains Mono" w:hAnsi="JetBrains Mono"/>
+          <w:color w:val="123A5F"/>
+          <w:sz w:val="18"/>
+          <w:szCs w:val="18"/>
+        </w:rPr>
+        <w:t>docker compose up -d</w:t>
+      </w:r>
+    </w:p>
+    <w:p>
+      <w:pPr>
+        <w:pStyle w:val="Normal"/>
+        <w:pBdr>
+          <w:left w:val="single" w:sz="12" w:space="8" w:color="1876C6"/>
+        </w:pBdr>
+        <w:shd w:val="clear" w:color="auto" w:fill="F5F8FB"/>
+        <w:spacing w:before="0" w:after="80"/>
+        <w:ind w:left="240"/>
+        <w:rPr/>
+      </w:pPr>
+      <w:r>
+        <w:rPr>
+          <w:rFonts w:eastAsia="JetBrains Mono" w:cs="JetBrains Mono" w:ascii="JetBrains Mono" w:hAnsi="JetBrains Mono"/>
+          <w:color w:val="123A5F"/>
+          <w:sz w:val="18"/>
+          <w:szCs w:val="18"/>
+        </w:rPr>
+        <w:t>docker compose ps          # cortexskills : healthy</w:t>
+      </w:r>
+    </w:p>
+    <w:p>
+      <w:pPr>
+        <w:pStyle w:val="Normal"/>
+        <w:pBdr>
+          <w:left w:val="single" w:sz="12" w:space="8" w:color="1876C6"/>
+        </w:pBdr>
+        <w:shd w:val="clear" w:color="auto" w:fill="F5F8FB"/>
+        <w:spacing w:before="0" w:after="80"/>
+        <w:ind w:left="240"/>
+        <w:rPr/>
+      </w:pPr>
+      <w:r>
+        <w:rPr>
+          <w:rFonts w:eastAsia="JetBrains Mono" w:cs="JetBrains Mono" w:ascii="JetBrains Mono" w:hAnsi="JetBrains Mono"/>
+          <w:color w:val="123A5F"/>
+          <w:sz w:val="18"/>
+          <w:szCs w:val="18"/>
+        </w:rPr>
+        <w:t>notepad .env; docker compose up -d</w:t>
+      </w:r>
+    </w:p>
+    <w:p>
+      <w:pPr>
+        <w:pStyle w:val="Normal"/>
+        <w:pBdr>
+          <w:left w:val="single" w:sz="12" w:space="8" w:color="1876C6"/>
+        </w:pBdr>
+        <w:shd w:val="clear" w:color="auto" w:fill="F5F8FB"/>
+        <w:spacing w:before="0" w:after="80"/>
+        <w:ind w:left="240"/>
+        <w:rPr/>
+      </w:pPr>
+      <w:r>
+        <w:rPr>
+          <w:rFonts w:eastAsia="JetBrains Mono" w:cs="JetBrains Mono" w:ascii="JetBrains Mono" w:hAnsi="JetBrains Mono"/>
+          <w:color w:val="123A5F"/>
+          <w:sz w:val="18"/>
+          <w:szCs w:val="18"/>
+        </w:rPr>
+        <w:t># 5. Licences : la console de l’installation…</w:t>
+      </w:r>
+    </w:p>
+    <w:p>
+      <w:pPr>
+        <w:pStyle w:val="Normal"/>
+        <w:pBdr>
+          <w:left w:val="single" w:sz="12" w:space="8" w:color="1876C6"/>
+        </w:pBdr>
+        <w:shd w:val="clear" w:color="auto" w:fill="F5F8FB"/>
+        <w:spacing w:before="0" w:after="80"/>
+        <w:ind w:left="240"/>
+        <w:rPr/>
+      </w:pPr>
+      <w:r>
+        <w:rPr>
+          <w:rFonts w:eastAsia="JetBrains Mono" w:cs="JetBrains Mono" w:ascii="JetBrains Mono" w:hAnsi="JetBrains Mono"/>
+          <w:color w:val="123A5F"/>
+          <w:sz w:val="18"/>
+          <w:szCs w:val="18"/>
+        </w:rPr>
+        <w:t>docker compose exec cortexskills cortexskills-admin org-create --name "Clinique Exemple" --domain clinique-exemple.ma --admin-email admin@clinique-exemple.ma --admin-name "Admin" --admin-password "Str0ng#Passw0rd2026" --lang fr</w:t>
+      </w:r>
+    </w:p>
+    <w:p>
+      <w:pPr>
+        <w:pStyle w:val="Normal"/>
+        <w:pBdr>
+          <w:left w:val="single" w:sz="12" w:space="8" w:color="1876C6"/>
+        </w:pBdr>
+        <w:shd w:val="clear" w:color="auto" w:fill="F5F8FB"/>
+        <w:spacing w:before="0" w:after="80"/>
+        <w:ind w:left="240"/>
+        <w:rPr/>
+      </w:pPr>
+      <w:r>
+        <w:rPr>
+          <w:rFonts w:eastAsia="JetBrains Mono" w:cs="JetBrains Mono" w:ascii="JetBrains Mono" w:hAnsi="JetBrains Mono"/>
+          <w:color w:val="123A5F"/>
+          <w:sz w:val="18"/>
+          <w:szCs w:val="18"/>
+        </w:rPr>
+        <w:t>docker compose exec cortexskills cortexskills-admin licence-request --org clinique-exemple.ma</w:t>
+      </w:r>
+    </w:p>
+    <w:p>
+      <w:pPr>
+        <w:pStyle w:val="Normal"/>
+        <w:pBdr>
+          <w:left w:val="single" w:sz="12" w:space="8" w:color="1876C6"/>
+        </w:pBdr>
+        <w:shd w:val="clear" w:color="auto" w:fill="F5F8FB"/>
+        <w:spacing w:before="0" w:after="80"/>
+        <w:ind w:left="240"/>
+        <w:rPr/>
+      </w:pPr>
+      <w:r>
+        <w:rPr>
+          <w:rFonts w:eastAsia="JetBrains Mono" w:cs="JetBrains Mono" w:ascii="JetBrains Mono" w:hAnsi="JetBrains Mono"/>
+          <w:color w:val="123A5F"/>
+          <w:sz w:val="18"/>
+          <w:szCs w:val="18"/>
+        </w:rPr>
+        <w:t># … et cslic (gestionnaire de licences) depuis PowerShell, dans le dossier du paquet :</w:t>
+      </w:r>
+    </w:p>
+    <w:p>
+      <w:pPr>
+        <w:pStyle w:val="Normal"/>
+        <w:pBdr>
+          <w:left w:val="single" w:sz="12" w:space="8" w:color="1876C6"/>
+        </w:pBdr>
+        <w:shd w:val="clear" w:color="auto" w:fill="F5F8FB"/>
+        <w:spacing w:before="0" w:after="80"/>
+        <w:ind w:left="240"/>
+        <w:rPr/>
+      </w:pPr>
+      <w:r>
+        <w:rPr>
+          <w:rFonts w:eastAsia="JetBrains Mono" w:cs="JetBrains Mono" w:ascii="JetBrains Mono" w:hAnsi="JetBrains Mono"/>
+          <w:color w:val="123A5F"/>
+          <w:sz w:val="18"/>
+          <w:szCs w:val="18"/>
+        </w:rPr>
+        <w:t>cd C:\CortexSkills\CortexSkills-Editeur-Docker-1.15.0</w:t>
+      </w:r>
+    </w:p>
+    <w:p>
+      <w:pPr>
+        <w:pStyle w:val="Normal"/>
+        <w:pBdr>
+          <w:left w:val="single" w:sz="12" w:space="8" w:color="1876C6"/>
+        </w:pBdr>
+        <w:shd w:val="clear" w:color="auto" w:fill="F5F8FB"/>
+        <w:spacing w:before="0" w:after="80"/>
+        <w:ind w:left="240"/>
+        <w:rPr/>
+      </w:pPr>
+      <w:r>
+        <w:rPr>
+          <w:rFonts w:eastAsia="JetBrains Mono" w:cs="JetBrains Mono" w:ascii="JetBrains Mono" w:hAnsi="JetBrains Mono"/>
+          <w:color w:val="123A5F"/>
+          <w:sz w:val="18"/>
+          <w:szCs w:val="18"/>
+        </w:rPr>
+        <w:t>New-Item -ItemType Directory -Force $env:USERPROFILE\.cortexskills-editeur | Out-Null</w:t>
+      </w:r>
+    </w:p>
+    <w:p>
+      <w:pPr>
+        <w:pStyle w:val="Normal"/>
+        <w:pBdr>
+          <w:left w:val="single" w:sz="12" w:space="8" w:color="1876C6"/>
+        </w:pBdr>
+        <w:shd w:val="clear" w:color="auto" w:fill="F5F8FB"/>
+        <w:spacing w:before="0" w:after="80"/>
+        <w:ind w:left="240"/>
+        <w:rPr/>
+      </w:pPr>
+      <w:r>
+        <w:rPr>
+          <w:rFonts w:eastAsia="JetBrains Mono" w:cs="JetBrains Mono" w:ascii="JetBrains Mono" w:hAnsi="JetBrains Mono"/>
+          <w:color w:val="123A5F"/>
+          <w:sz w:val="18"/>
+          <w:szCs w:val="18"/>
+        </w:rPr>
+        <w:t>icacls $env:USERPROFILE\.cortexskills-editeur /inheritance:r /grant:r "$($env:USERNAME):(OI)(CI)F"</w:t>
+      </w:r>
+    </w:p>
+    <w:p>
+      <w:pPr>
+        <w:pStyle w:val="Normal"/>
+        <w:pBdr>
+          <w:left w:val="single" w:sz="12" w:space="8" w:color="1876C6"/>
+        </w:pBdr>
+        <w:shd w:val="clear" w:color="auto" w:fill="F5F8FB"/>
+        <w:spacing w:before="0" w:after="80"/>
+        <w:ind w:left="240"/>
+        <w:rPr/>
+      </w:pPr>
+      <w:r>
+        <w:rPr>
+          <w:rFonts w:eastAsia="JetBrains Mono" w:cs="JetBrains Mono" w:ascii="JetBrains Mono" w:hAnsi="JetBrains Mono"/>
+          <w:color w:val="123A5F"/>
+          <w:sz w:val="18"/>
+          <w:szCs w:val="18"/>
+        </w:rPr>
+        <w:t>function cslic { docker run --rm -i --network none -e CSLIC_HOME=/cslic -v "$env:USERPROFILE\.cortexskills-editeur:/cslic" -v "$($PWD.Path):/work" -w /work --entrypoint node cortexskills-editeur:1.15.0 /app/tools/cslic.mjs @args }</w:t>
+      </w:r>
+    </w:p>
+    <w:p>
+      <w:pPr>
+        <w:pStyle w:val="Normal"/>
+        <w:pBdr>
+          <w:left w:val="single" w:sz="12" w:space="8" w:color="1876C6"/>
+        </w:pBdr>
+        <w:shd w:val="clear" w:color="auto" w:fill="F5F8FB"/>
+        <w:spacing w:before="0" w:after="80"/>
+        <w:ind w:left="240"/>
+        <w:rPr/>
+      </w:pPr>
+      <w:r>
+        <w:rPr>
+          <w:rFonts w:eastAsia="JetBrains Mono" w:cs="JetBrains Mono" w:ascii="JetBrains Mono" w:hAnsi="JetBrains Mono"/>
+          <w:color w:val="123A5F"/>
+          <w:sz w:val="18"/>
+          <w:szCs w:val="18"/>
+        </w:rPr>
+        <w:t>cslic importer poste-signature; Remove-Item -Recurse poste-signature</w:t>
+      </w:r>
+    </w:p>
+    <w:p>
+      <w:pPr>
+        <w:pStyle w:val="Normal"/>
+        <w:pBdr>
+          <w:left w:val="single" w:sz="12" w:space="8" w:color="1876C6"/>
+        </w:pBdr>
+        <w:shd w:val="clear" w:color="auto" w:fill="F5F8FB"/>
+        <w:spacing w:before="0" w:after="80"/>
+        <w:ind w:left="240"/>
+        <w:rPr/>
+      </w:pPr>
+      <w:r>
+        <w:rPr>
+          <w:rFonts w:eastAsia="JetBrains Mono" w:cs="JetBrains Mono" w:ascii="JetBrains Mono" w:hAnsi="JetBrains Mono"/>
+          <w:color w:val="123A5F"/>
+          <w:sz w:val="18"/>
+          <w:szCs w:val="18"/>
+        </w:rPr>
+        <w:t>cslic creer --societe "Clinique Exemple" --org-id &lt;Organization ID&gt; --plan SME-GRO --utilisateurs 50 --fin 2027-12-31</w:t>
+      </w:r>
+    </w:p>
+    <w:p>
+      <w:pPr>
+        <w:pStyle w:val="Normal"/>
+        <w:pBdr>
+          <w:left w:val="single" w:sz="12" w:space="8" w:color="1876C6"/>
+        </w:pBdr>
+        <w:shd w:val="clear" w:color="auto" w:fill="F5F8FB"/>
+        <w:spacing w:before="0" w:after="80"/>
+        <w:ind w:left="240"/>
+        <w:rPr/>
+      </w:pPr>
+      <w:r>
+        <w:rPr>
+          <w:rFonts w:eastAsia="JetBrains Mono" w:cs="JetBrains Mono" w:ascii="JetBrains Mono" w:hAnsi="JetBrains Mono"/>
+          <w:color w:val="123A5F"/>
+          <w:sz w:val="18"/>
+          <w:szCs w:val="18"/>
+        </w:rPr>
+        <w:t>Copy-Item $env:USERPROFILE\.cortexskills-editeur\licences\L-0001_v1_Clinique_Exemple.lic application\licence\</w:t>
+      </w:r>
+    </w:p>
+    <w:p>
+      <w:pPr>
+        <w:pStyle w:val="Normal"/>
+        <w:pBdr>
+          <w:left w:val="single" w:sz="12" w:space="8" w:color="1876C6"/>
+        </w:pBdr>
+        <w:shd w:val="clear" w:color="auto" w:fill="F5F8FB"/>
+        <w:spacing w:before="0" w:after="80"/>
+        <w:ind w:left="240"/>
+        <w:rPr/>
+      </w:pPr>
+      <w:r>
+        <w:rPr>
+          <w:rFonts w:eastAsia="JetBrains Mono" w:cs="JetBrains Mono" w:ascii="JetBrains Mono" w:hAnsi="JetBrains Mono"/>
+          <w:color w:val="123A5F"/>
+          <w:sz w:val="18"/>
+          <w:szCs w:val="18"/>
+        </w:rPr>
+        <w:t>cd application; docker compose exec cortexskills cortexskills-admin licence-install --file /licence/L-0001_v1_Clinique_Exemple.lic</w:t>
+      </w:r>
+    </w:p>
+    <w:p>
+      <w:pPr>
+        <w:pStyle w:val="Normal"/>
+        <w:spacing w:lineRule="auto" w:line="288" w:before="0" w:after="160"/>
+        <w:jc w:val="left"/>
+        <w:rPr/>
+      </w:pPr>
+      <w:r>
+        <w:rPr>
+          <w:rFonts w:eastAsia="Open Sans" w:cs="Open Sans"/>
+          <w:color w:val="2C3E50"/>
+          <w:sz w:val="20"/>
+          <w:szCs w:val="20"/>
+        </w:rPr>
+        <w:t>La commande icacls réserve le dossier des clés à votre compte Windows. Sauvegarde du poste de signature sans WSL : copiez le dossier %USERPROFILE%\.cortexskills-editeur dans une archive 7-Zip chiffrée (AES-256) conservée hors ligne.</w:t>
+      </w:r>
       <w:r>
         <w:br w:type="page"/>
       </w:r>
@@ -2241,8 +4029,8 @@
         <w:spacing w:before="0" w:after="240"/>
         <w:rPr/>
       </w:pPr>
-      <w:bookmarkStart w:id="4" w:name="__RefHeading___Toc1566_641660197"/>
-      <w:bookmarkEnd w:id="4"/>
+      <w:bookmarkStart w:id="7" w:name="__RefHeading___Toc1005_3741755502"/>
+      <w:bookmarkEnd w:id="7"/>
       <w:r>
         <w:rPr>
           <w:rFonts w:eastAsia="Montserrat" w:cs="Montserrat"/>
@@ -2279,8 +4067,8 @@
         <w:spacing w:before="320" w:after="120"/>
         <w:rPr/>
       </w:pPr>
-      <w:bookmarkStart w:id="5" w:name="__RefHeading___Toc1568_641660197"/>
-      <w:bookmarkEnd w:id="5"/>
+      <w:bookmarkStart w:id="8" w:name="__RefHeading___Toc1007_3741755502"/>
+      <w:bookmarkEnd w:id="8"/>
       <w:r>
         <w:rPr>
           <w:rFonts w:eastAsia="Montserrat" w:cs="Montserrat"/>
@@ -2401,8 +4189,8 @@
         <w:spacing w:before="320" w:after="120"/>
         <w:rPr/>
       </w:pPr>
-      <w:bookmarkStart w:id="6" w:name="__RefHeading___Toc1570_641660197"/>
-      <w:bookmarkEnd w:id="6"/>
+      <w:bookmarkStart w:id="9" w:name="__RefHeading___Toc1009_3741755502"/>
+      <w:bookmarkEnd w:id="9"/>
       <w:r>
         <w:rPr>
           <w:rFonts w:eastAsia="Montserrat" w:cs="Montserrat"/>
@@ -2548,8 +4336,8 @@
         <w:spacing w:before="320" w:after="120"/>
         <w:rPr/>
       </w:pPr>
-      <w:bookmarkStart w:id="7" w:name="__RefHeading___Toc1572_641660197"/>
-      <w:bookmarkEnd w:id="7"/>
+      <w:bookmarkStart w:id="10" w:name="__RefHeading___Toc1011_3741755502"/>
+      <w:bookmarkEnd w:id="10"/>
       <w:r>
         <w:rPr>
           <w:rFonts w:eastAsia="Montserrat" w:cs="Montserrat"/>
@@ -2907,8 +4695,8 @@
         <w:spacing w:before="320" w:after="120"/>
         <w:rPr/>
       </w:pPr>
-      <w:bookmarkStart w:id="8" w:name="__RefHeading___Toc1574_641660197"/>
-      <w:bookmarkEnd w:id="8"/>
+      <w:bookmarkStart w:id="11" w:name="__RefHeading___Toc1013_3741755502"/>
+      <w:bookmarkEnd w:id="11"/>
       <w:r>
         <w:rPr>
           <w:rFonts w:eastAsia="Montserrat" w:cs="Montserrat"/>
@@ -3022,6 +4810,823 @@
         </w:rPr>
         <w:t>Plusieurs organisations clientes peuvent être actives sur la même installation : une licence chacune.</w:t>
       </w:r>
+    </w:p>
+    <w:p>
+      <w:pPr>
+        <w:pStyle w:val="Heading2"/>
+        <w:keepNext w:val="true"/>
+        <w:spacing w:before="320" w:after="120"/>
+        <w:rPr/>
+      </w:pPr>
+      <w:bookmarkStart w:id="12" w:name="__RefHeading___Toc1015_3741755502"/>
+      <w:bookmarkEnd w:id="12"/>
+      <w:r>
+        <w:rPr>
+          <w:rFonts w:eastAsia="Montserrat" w:cs="Montserrat"/>
+          <w:b/>
+          <w:bCs/>
+          <w:color w:val="123A5F"/>
+          <w:sz w:val="32"/>
+          <w:szCs w:val="32"/>
+        </w:rPr>
+        <w:t>5.5 Sur Windows Server (cloud privé ou sur site)</w:t>
+      </w:r>
+    </w:p>
+    <w:p>
+      <w:pPr>
+        <w:pStyle w:val="Normal"/>
+        <w:spacing w:lineRule="auto" w:line="288" w:before="0" w:after="160"/>
+        <w:jc w:val="left"/>
+        <w:rPr/>
+      </w:pPr>
+      <w:r>
+        <w:rPr>
+          <w:rFonts w:eastAsia="Open Sans" w:cs="Open Sans"/>
+          <w:color w:val="2C3E50"/>
+          <w:sz w:val="22"/>
+          <w:szCs w:val="22"/>
+        </w:rPr>
+        <w:t>Les images sont des images Linux. Sur un serveur Windows, deux façons :</w:t>
+      </w:r>
+    </w:p>
+    <w:tbl>
+      <w:tblPr>
+        <w:tblW w:w="9638" w:type="dxa"/>
+        <w:jc w:val="left"/>
+        <w:tblInd w:w="0" w:type="dxa"/>
+        <w:tblLayout w:type="fixed"/>
+        <w:tblCellMar>
+          <w:top w:w="70" w:type="dxa"/>
+          <w:left w:w="110" w:type="dxa"/>
+          <w:bottom w:w="70" w:type="dxa"/>
+          <w:right w:w="110" w:type="dxa"/>
+        </w:tblCellMar>
+      </w:tblPr>
+      <w:tblGrid>
+        <w:gridCol w:w="2597"/>
+        <w:gridCol w:w="2896"/>
+        <w:gridCol w:w="4145"/>
+      </w:tblGrid>
+      <w:tr>
+        <w:trPr>
+          <w:tblHeader w:val="true"/>
+          <w:cantSplit w:val="true"/>
+        </w:trPr>
+        <w:tc>
+          <w:tcPr>
+            <w:tcW w:w="2597" w:type="dxa"/>
+            <w:tcBorders>
+              <w:top w:val="single" w:sz="4" w:space="0" w:color="E1E8F0"/>
+              <w:left w:val="single" w:sz="4" w:space="0" w:color="E1E8F0"/>
+              <w:bottom w:val="single" w:sz="4" w:space="0" w:color="E1E8F0"/>
+              <w:right w:val="single" w:sz="4" w:space="0" w:color="E1E8F0"/>
+            </w:tcBorders>
+            <w:shd w:color="auto" w:fill="123A5F" w:val="clear"/>
+          </w:tcPr>
+          <w:p>
+            <w:pPr>
+              <w:pStyle w:val="Normal"/>
+              <w:spacing w:before="0" w:after="20"/>
+              <w:rPr/>
+            </w:pPr>
+            <w:r>
+              <w:rPr>
+                <w:rFonts w:eastAsia="Open Sans" w:cs="Open Sans"/>
+                <w:b/>
+                <w:bCs/>
+                <w:color w:val="FFFFFF"/>
+                <w:sz w:val="17"/>
+                <w:szCs w:val="17"/>
+              </w:rPr>
+              <w:t>Méthode</w:t>
+            </w:r>
+          </w:p>
+        </w:tc>
+        <w:tc>
+          <w:tcPr>
+            <w:tcW w:w="2896" w:type="dxa"/>
+            <w:tcBorders>
+              <w:top w:val="single" w:sz="4" w:space="0" w:color="E1E8F0"/>
+              <w:left w:val="single" w:sz="4" w:space="0" w:color="E1E8F0"/>
+              <w:bottom w:val="single" w:sz="4" w:space="0" w:color="E1E8F0"/>
+              <w:right w:val="single" w:sz="4" w:space="0" w:color="E1E8F0"/>
+            </w:tcBorders>
+            <w:shd w:color="auto" w:fill="123A5F" w:val="clear"/>
+          </w:tcPr>
+          <w:p>
+            <w:pPr>
+              <w:pStyle w:val="Normal"/>
+              <w:spacing w:before="0" w:after="20"/>
+              <w:rPr/>
+            </w:pPr>
+            <w:r>
+              <w:rPr>
+                <w:rFonts w:eastAsia="Open Sans" w:cs="Open Sans"/>
+                <w:b/>
+                <w:bCs/>
+                <w:color w:val="FFFFFF"/>
+                <w:sz w:val="17"/>
+                <w:szCs w:val="17"/>
+              </w:rPr>
+              <w:t>Pour</w:t>
+            </w:r>
+          </w:p>
+        </w:tc>
+        <w:tc>
+          <w:tcPr>
+            <w:tcW w:w="4145" w:type="dxa"/>
+            <w:tcBorders>
+              <w:top w:val="single" w:sz="4" w:space="0" w:color="E1E8F0"/>
+              <w:left w:val="single" w:sz="4" w:space="0" w:color="E1E8F0"/>
+              <w:bottom w:val="single" w:sz="4" w:space="0" w:color="E1E8F0"/>
+              <w:right w:val="single" w:sz="4" w:space="0" w:color="E1E8F0"/>
+            </w:tcBorders>
+            <w:shd w:color="auto" w:fill="123A5F" w:val="clear"/>
+          </w:tcPr>
+          <w:p>
+            <w:pPr>
+              <w:pStyle w:val="Normal"/>
+              <w:spacing w:before="0" w:after="20"/>
+              <w:rPr/>
+            </w:pPr>
+            <w:r>
+              <w:rPr>
+                <w:rFonts w:eastAsia="Open Sans" w:cs="Open Sans"/>
+                <w:b/>
+                <w:bCs/>
+                <w:color w:val="FFFFFF"/>
+                <w:sz w:val="17"/>
+                <w:szCs w:val="17"/>
+              </w:rPr>
+              <w:t>Comment</w:t>
+            </w:r>
+          </w:p>
+        </w:tc>
+      </w:tr>
+      <w:tr>
+        <w:trPr>
+          <w:cantSplit w:val="true"/>
+        </w:trPr>
+        <w:tc>
+          <w:tcPr>
+            <w:tcW w:w="2597" w:type="dxa"/>
+            <w:tcBorders>
+              <w:top w:val="single" w:sz="4" w:space="0" w:color="E1E8F0"/>
+              <w:left w:val="single" w:sz="4" w:space="0" w:color="E1E8F0"/>
+              <w:bottom w:val="single" w:sz="4" w:space="0" w:color="E1E8F0"/>
+              <w:right w:val="single" w:sz="4" w:space="0" w:color="E1E8F0"/>
+            </w:tcBorders>
+            <w:shd w:color="auto" w:fill="FFFFFF" w:val="clear"/>
+          </w:tcPr>
+          <w:p>
+            <w:pPr>
+              <w:pStyle w:val="Normal"/>
+              <w:spacing w:before="0" w:after="20"/>
+              <w:rPr/>
+            </w:pPr>
+            <w:r>
+              <w:rPr>
+                <w:rFonts w:eastAsia="Open Sans" w:cs="Open Sans"/>
+                <w:b w:val="false"/>
+                <w:bCs w:val="false"/>
+                <w:color w:val="2C3E50"/>
+                <w:sz w:val="17"/>
+                <w:szCs w:val="17"/>
+              </w:rPr>
+              <w:t>Machine virtuelle Linux (recommandé)</w:t>
+            </w:r>
+          </w:p>
+        </w:tc>
+        <w:tc>
+          <w:tcPr>
+            <w:tcW w:w="2896" w:type="dxa"/>
+            <w:tcBorders>
+              <w:top w:val="single" w:sz="4" w:space="0" w:color="E1E8F0"/>
+              <w:left w:val="single" w:sz="4" w:space="0" w:color="E1E8F0"/>
+              <w:bottom w:val="single" w:sz="4" w:space="0" w:color="E1E8F0"/>
+              <w:right w:val="single" w:sz="4" w:space="0" w:color="E1E8F0"/>
+            </w:tcBorders>
+            <w:shd w:color="auto" w:fill="FFFFFF" w:val="clear"/>
+          </w:tcPr>
+          <w:p>
+            <w:pPr>
+              <w:pStyle w:val="Normal"/>
+              <w:spacing w:before="0" w:after="20"/>
+              <w:rPr/>
+            </w:pPr>
+            <w:r>
+              <w:rPr>
+                <w:rFonts w:eastAsia="Open Sans" w:cs="Open Sans"/>
+                <w:b w:val="false"/>
+                <w:bCs w:val="false"/>
+                <w:color w:val="2C3E50"/>
+                <w:sz w:val="17"/>
+                <w:szCs w:val="17"/>
+              </w:rPr>
+              <w:t>Production : démarrage automatique, réseau et sauvegardes simples.</w:t>
+            </w:r>
+          </w:p>
+        </w:tc>
+        <w:tc>
+          <w:tcPr>
+            <w:tcW w:w="4145" w:type="dxa"/>
+            <w:tcBorders>
+              <w:top w:val="single" w:sz="4" w:space="0" w:color="E1E8F0"/>
+              <w:left w:val="single" w:sz="4" w:space="0" w:color="E1E8F0"/>
+              <w:bottom w:val="single" w:sz="4" w:space="0" w:color="E1E8F0"/>
+              <w:right w:val="single" w:sz="4" w:space="0" w:color="E1E8F0"/>
+            </w:tcBorders>
+            <w:shd w:color="auto" w:fill="FFFFFF" w:val="clear"/>
+          </w:tcPr>
+          <w:p>
+            <w:pPr>
+              <w:pStyle w:val="Normal"/>
+              <w:spacing w:before="0" w:after="20"/>
+              <w:rPr/>
+            </w:pPr>
+            <w:r>
+              <w:rPr>
+                <w:rFonts w:eastAsia="Open Sans" w:cs="Open Sans"/>
+                <w:b w:val="false"/>
+                <w:bCs w:val="false"/>
+                <w:color w:val="2C3E50"/>
+                <w:sz w:val="17"/>
+                <w:szCs w:val="17"/>
+              </w:rPr>
+              <w:t>Créez une VM Ubuntu 24.04 (Hyper-V : 2 vCPU, 4 Go, 40 Go, commutateur externe), puis suivez 5.1 à 5.4 dans la VM.</w:t>
+            </w:r>
+          </w:p>
+        </w:tc>
+      </w:tr>
+      <w:tr>
+        <w:trPr>
+          <w:cantSplit w:val="true"/>
+        </w:trPr>
+        <w:tc>
+          <w:tcPr>
+            <w:tcW w:w="2597" w:type="dxa"/>
+            <w:tcBorders>
+              <w:top w:val="single" w:sz="4" w:space="0" w:color="E1E8F0"/>
+              <w:left w:val="single" w:sz="4" w:space="0" w:color="E1E8F0"/>
+              <w:bottom w:val="single" w:sz="4" w:space="0" w:color="E1E8F0"/>
+              <w:right w:val="single" w:sz="4" w:space="0" w:color="E1E8F0"/>
+            </w:tcBorders>
+            <w:shd w:color="auto" w:fill="F5F8FB" w:val="clear"/>
+          </w:tcPr>
+          <w:p>
+            <w:pPr>
+              <w:pStyle w:val="Normal"/>
+              <w:spacing w:before="0" w:after="20"/>
+              <w:rPr/>
+            </w:pPr>
+            <w:r>
+              <w:rPr>
+                <w:rFonts w:eastAsia="Open Sans" w:cs="Open Sans"/>
+                <w:b w:val="false"/>
+                <w:bCs w:val="false"/>
+                <w:color w:val="2C3E50"/>
+                <w:sz w:val="17"/>
+                <w:szCs w:val="17"/>
+              </w:rPr>
+              <w:t>WSL 2 sur Windows Server 2022 / 2025</w:t>
+            </w:r>
+          </w:p>
+        </w:tc>
+        <w:tc>
+          <w:tcPr>
+            <w:tcW w:w="2896" w:type="dxa"/>
+            <w:tcBorders>
+              <w:top w:val="single" w:sz="4" w:space="0" w:color="E1E8F0"/>
+              <w:left w:val="single" w:sz="4" w:space="0" w:color="E1E8F0"/>
+              <w:bottom w:val="single" w:sz="4" w:space="0" w:color="E1E8F0"/>
+              <w:right w:val="single" w:sz="4" w:space="0" w:color="E1E8F0"/>
+            </w:tcBorders>
+            <w:shd w:color="auto" w:fill="F5F8FB" w:val="clear"/>
+          </w:tcPr>
+          <w:p>
+            <w:pPr>
+              <w:pStyle w:val="Normal"/>
+              <w:spacing w:before="0" w:after="20"/>
+              <w:rPr/>
+            </w:pPr>
+            <w:r>
+              <w:rPr>
+                <w:rFonts w:eastAsia="Open Sans" w:cs="Open Sans"/>
+                <w:b w:val="false"/>
+                <w:bCs w:val="false"/>
+                <w:color w:val="2C3E50"/>
+                <w:sz w:val="17"/>
+                <w:szCs w:val="17"/>
+              </w:rPr>
+              <w:t>Pilote, serveur sans hyperviseur disponible.</w:t>
+            </w:r>
+          </w:p>
+        </w:tc>
+        <w:tc>
+          <w:tcPr>
+            <w:tcW w:w="4145" w:type="dxa"/>
+            <w:tcBorders>
+              <w:top w:val="single" w:sz="4" w:space="0" w:color="E1E8F0"/>
+              <w:left w:val="single" w:sz="4" w:space="0" w:color="E1E8F0"/>
+              <w:bottom w:val="single" w:sz="4" w:space="0" w:color="E1E8F0"/>
+              <w:right w:val="single" w:sz="4" w:space="0" w:color="E1E8F0"/>
+            </w:tcBorders>
+            <w:shd w:color="auto" w:fill="F5F8FB" w:val="clear"/>
+          </w:tcPr>
+          <w:p>
+            <w:pPr>
+              <w:pStyle w:val="Normal"/>
+              <w:spacing w:before="0" w:after="20"/>
+              <w:rPr/>
+            </w:pPr>
+            <w:r>
+              <w:rPr>
+                <w:rFonts w:eastAsia="Open Sans" w:cs="Open Sans"/>
+                <w:b w:val="false"/>
+                <w:bCs w:val="false"/>
+                <w:color w:val="2C3E50"/>
+                <w:sz w:val="17"/>
+                <w:szCs w:val="17"/>
+              </w:rPr>
+              <w:t>Ubuntu dans WSL 2 avec Docker Engine (pas Docker Desktop), réseau et démarrage à configurer (ci-dessous).</w:t>
+            </w:r>
+          </w:p>
+        </w:tc>
+      </w:tr>
+    </w:tbl>
+    <w:p>
+      <w:pPr>
+        <w:pStyle w:val="Normal"/>
+        <w:spacing w:lineRule="auto" w:line="288" w:before="0" w:after="160"/>
+        <w:jc w:val="left"/>
+        <w:rPr/>
+      </w:pPr>
+      <w:r>
+        <w:rPr>
+          <w:rFonts w:eastAsia="Open Sans" w:cs="Open Sans"/>
+          <w:b/>
+          <w:bCs/>
+          <w:color w:val="2C3E50"/>
+          <w:sz w:val="20"/>
+          <w:szCs w:val="20"/>
+        </w:rPr>
+        <w:t xml:space="preserve">WSL 2 sur Windows Server. </w:t>
+      </w:r>
+      <w:r>
+        <w:rPr>
+          <w:rFonts w:eastAsia="Open Sans" w:cs="Open Sans"/>
+          <w:color w:val="2C3E50"/>
+          <w:sz w:val="20"/>
+          <w:szCs w:val="20"/>
+        </w:rPr>
+        <w:t>Dans PowerShell administrateur, puis redémarrage :</w:t>
+      </w:r>
+    </w:p>
+    <w:p>
+      <w:pPr>
+        <w:pStyle w:val="Normal"/>
+        <w:pBdr>
+          <w:left w:val="single" w:sz="12" w:space="8" w:color="1876C6"/>
+        </w:pBdr>
+        <w:shd w:val="clear" w:color="auto" w:fill="F5F8FB"/>
+        <w:spacing w:before="0" w:after="80"/>
+        <w:ind w:left="240"/>
+        <w:rPr/>
+      </w:pPr>
+      <w:r>
+        <w:rPr>
+          <w:rFonts w:eastAsia="JetBrains Mono" w:cs="JetBrains Mono" w:ascii="JetBrains Mono" w:hAnsi="JetBrains Mono"/>
+          <w:color w:val="123A5F"/>
+          <w:sz w:val="18"/>
+          <w:szCs w:val="18"/>
+        </w:rPr>
+        <w:t>wsl --install -d Ubuntu-24.04</w:t>
+      </w:r>
+    </w:p>
+    <w:p>
+      <w:pPr>
+        <w:pStyle w:val="Normal"/>
+        <w:pBdr>
+          <w:left w:val="single" w:sz="12" w:space="8" w:color="1876C6"/>
+        </w:pBdr>
+        <w:shd w:val="clear" w:color="auto" w:fill="F5F8FB"/>
+        <w:spacing w:before="0" w:after="80"/>
+        <w:ind w:left="240"/>
+        <w:rPr/>
+      </w:pPr>
+      <w:r>
+        <w:rPr>
+          <w:rFonts w:eastAsia="JetBrains Mono" w:cs="JetBrains Mono" w:ascii="JetBrains Mono" w:hAnsi="JetBrains Mono"/>
+          <w:color w:val="123A5F"/>
+          <w:sz w:val="18"/>
+          <w:szCs w:val="18"/>
+        </w:rPr>
+        <w:t>wsl --update</w:t>
+      </w:r>
+    </w:p>
+    <w:p>
+      <w:pPr>
+        <w:pStyle w:val="Normal"/>
+        <w:spacing w:lineRule="auto" w:line="288" w:before="0" w:after="160"/>
+        <w:jc w:val="left"/>
+        <w:rPr/>
+      </w:pPr>
+      <w:r>
+        <w:rPr>
+          <w:rFonts w:eastAsia="Open Sans" w:cs="Open Sans"/>
+          <w:color w:val="2C3E50"/>
+          <w:sz w:val="20"/>
+          <w:szCs w:val="20"/>
+        </w:rPr>
+        <w:t>Dans le terminal Ubuntu, activez systemd, puis installez Docker Engine :</w:t>
+      </w:r>
+    </w:p>
+    <w:p>
+      <w:pPr>
+        <w:pStyle w:val="Normal"/>
+        <w:pBdr>
+          <w:left w:val="single" w:sz="12" w:space="8" w:color="1876C6"/>
+        </w:pBdr>
+        <w:shd w:val="clear" w:color="auto" w:fill="F5F8FB"/>
+        <w:spacing w:before="0" w:after="80"/>
+        <w:ind w:left="240"/>
+        <w:rPr/>
+      </w:pPr>
+      <w:r>
+        <w:rPr>
+          <w:rFonts w:eastAsia="JetBrains Mono" w:cs="JetBrains Mono" w:ascii="JetBrains Mono" w:hAnsi="JetBrains Mono"/>
+          <w:color w:val="123A5F"/>
+          <w:sz w:val="18"/>
+          <w:szCs w:val="18"/>
+        </w:rPr>
+        <w:t>printf "[boot]\nsystemd=true\n" | sudo tee /etc/wsl.conf</w:t>
+      </w:r>
+    </w:p>
+    <w:p>
+      <w:pPr>
+        <w:pStyle w:val="Normal"/>
+        <w:pBdr>
+          <w:left w:val="single" w:sz="12" w:space="8" w:color="1876C6"/>
+        </w:pBdr>
+        <w:shd w:val="clear" w:color="auto" w:fill="F5F8FB"/>
+        <w:spacing w:before="0" w:after="80"/>
+        <w:ind w:left="240"/>
+        <w:rPr/>
+      </w:pPr>
+      <w:r>
+        <w:rPr>
+          <w:rFonts w:eastAsia="JetBrains Mono" w:cs="JetBrains Mono" w:ascii="JetBrains Mono" w:hAnsi="JetBrains Mono"/>
+          <w:color w:val="123A5F"/>
+          <w:sz w:val="18"/>
+          <w:szCs w:val="18"/>
+        </w:rPr>
+        <w:t># depuis PowerShell : wsl --shutdown, puis rouvrez Ubuntu</w:t>
+      </w:r>
+    </w:p>
+    <w:p>
+      <w:pPr>
+        <w:pStyle w:val="Normal"/>
+        <w:pBdr>
+          <w:left w:val="single" w:sz="12" w:space="8" w:color="1876C6"/>
+        </w:pBdr>
+        <w:shd w:val="clear" w:color="auto" w:fill="F5F8FB"/>
+        <w:spacing w:before="0" w:after="80"/>
+        <w:ind w:left="240"/>
+        <w:rPr/>
+      </w:pPr>
+      <w:r>
+        <w:rPr>
+          <w:rFonts w:eastAsia="JetBrains Mono" w:cs="JetBrains Mono" w:ascii="JetBrains Mono" w:hAnsi="JetBrains Mono"/>
+          <w:color w:val="123A5F"/>
+          <w:sz w:val="18"/>
+          <w:szCs w:val="18"/>
+        </w:rPr>
+        <w:t>curl -fsSL https://get.docker.com -o get-docker.sh &amp;&amp; sudo sh get-docker.sh</w:t>
+      </w:r>
+    </w:p>
+    <w:p>
+      <w:pPr>
+        <w:pStyle w:val="Normal"/>
+        <w:pBdr>
+          <w:left w:val="single" w:sz="12" w:space="8" w:color="1876C6"/>
+        </w:pBdr>
+        <w:shd w:val="clear" w:color="auto" w:fill="F5F8FB"/>
+        <w:spacing w:before="0" w:after="80"/>
+        <w:ind w:left="240"/>
+        <w:rPr/>
+      </w:pPr>
+      <w:r>
+        <w:rPr>
+          <w:rFonts w:eastAsia="JetBrains Mono" w:cs="JetBrains Mono" w:ascii="JetBrains Mono" w:hAnsi="JetBrains Mono"/>
+          <w:color w:val="123A5F"/>
+          <w:sz w:val="18"/>
+          <w:szCs w:val="18"/>
+        </w:rPr>
+        <w:t>sudo usermod -aG docker $USER &amp;&amp; sudo systemctl enable --now docker</w:t>
+      </w:r>
+    </w:p>
+    <w:p>
+      <w:pPr>
+        <w:pStyle w:val="Normal"/>
+        <w:pBdr>
+          <w:left w:val="single" w:sz="12" w:space="8" w:color="1876C6"/>
+        </w:pBdr>
+        <w:shd w:val="clear" w:color="auto" w:fill="F5F8FB"/>
+        <w:spacing w:before="0" w:after="80"/>
+        <w:ind w:left="240"/>
+        <w:rPr/>
+      </w:pPr>
+      <w:r>
+        <w:rPr>
+          <w:rFonts w:eastAsia="JetBrains Mono" w:cs="JetBrains Mono" w:ascii="JetBrains Mono" w:hAnsi="JetBrains Mono"/>
+          <w:color w:val="123A5F"/>
+          <w:sz w:val="18"/>
+          <w:szCs w:val="18"/>
+        </w:rPr>
+        <w:t>sudo apt -y install unzip rsync</w:t>
+      </w:r>
+    </w:p>
+    <w:p>
+      <w:pPr>
+        <w:pStyle w:val="Normal"/>
+        <w:spacing w:lineRule="auto" w:line="288" w:before="0" w:after="160"/>
+        <w:jc w:val="left"/>
+        <w:rPr/>
+      </w:pPr>
+      <w:r>
+        <w:rPr>
+          <w:rFonts w:eastAsia="Open Sans" w:cs="Open Sans"/>
+          <w:color w:val="2C3E50"/>
+          <w:sz w:val="20"/>
+          <w:szCs w:val="20"/>
+        </w:rPr>
+        <w:t>Puis 5.2 et 5.3 dans Ubuntu (scp vers le serveur Windows, ou copie depuis /mnt/c). Rendez ensuite l’application joignable depuis le réseau :</w:t>
+      </w:r>
+    </w:p>
+    <w:p>
+      <w:pPr>
+        <w:pStyle w:val="Normal"/>
+        <w:pBdr>
+          <w:left w:val="single" w:sz="12" w:space="8" w:color="1876C6"/>
+        </w:pBdr>
+        <w:shd w:val="clear" w:color="auto" w:fill="F5F8FB"/>
+        <w:spacing w:before="0" w:after="80"/>
+        <w:ind w:left="240"/>
+        <w:rPr/>
+      </w:pPr>
+      <w:r>
+        <w:rPr>
+          <w:rFonts w:eastAsia="JetBrains Mono" w:cs="JetBrains Mono" w:ascii="JetBrains Mono" w:hAnsi="JetBrains Mono"/>
+          <w:color w:val="123A5F"/>
+          <w:sz w:val="18"/>
+          <w:szCs w:val="18"/>
+        </w:rPr>
+        <w:t># Windows Server 2025 : réseau WSL « miroir » (les ports 80/443 de WSL deviennent ceux du serveur)</w:t>
+      </w:r>
+    </w:p>
+    <w:p>
+      <w:pPr>
+        <w:pStyle w:val="Normal"/>
+        <w:pBdr>
+          <w:left w:val="single" w:sz="12" w:space="8" w:color="1876C6"/>
+        </w:pBdr>
+        <w:shd w:val="clear" w:color="auto" w:fill="F5F8FB"/>
+        <w:spacing w:before="0" w:after="80"/>
+        <w:ind w:left="240"/>
+        <w:rPr/>
+      </w:pPr>
+      <w:r>
+        <w:rPr>
+          <w:rFonts w:eastAsia="JetBrains Mono" w:cs="JetBrains Mono" w:ascii="JetBrains Mono" w:hAnsi="JetBrains Mono"/>
+          <w:color w:val="123A5F"/>
+          <w:sz w:val="18"/>
+          <w:szCs w:val="18"/>
+        </w:rPr>
+        <w:t># fichier C:\Users\&lt;compte&gt;\.wslconfig :</w:t>
+      </w:r>
+    </w:p>
+    <w:p>
+      <w:pPr>
+        <w:pStyle w:val="Normal"/>
+        <w:pBdr>
+          <w:left w:val="single" w:sz="12" w:space="8" w:color="1876C6"/>
+        </w:pBdr>
+        <w:shd w:val="clear" w:color="auto" w:fill="F5F8FB"/>
+        <w:spacing w:before="0" w:after="80"/>
+        <w:ind w:left="240"/>
+        <w:rPr/>
+      </w:pPr>
+      <w:r>
+        <w:rPr>
+          <w:rFonts w:eastAsia="JetBrains Mono" w:cs="JetBrains Mono" w:ascii="JetBrains Mono" w:hAnsi="JetBrains Mono"/>
+          <w:color w:val="123A5F"/>
+          <w:sz w:val="18"/>
+          <w:szCs w:val="18"/>
+        </w:rPr>
+        <w:t>[wsl2]</w:t>
+      </w:r>
+    </w:p>
+    <w:p>
+      <w:pPr>
+        <w:pStyle w:val="Normal"/>
+        <w:pBdr>
+          <w:left w:val="single" w:sz="12" w:space="8" w:color="1876C6"/>
+        </w:pBdr>
+        <w:shd w:val="clear" w:color="auto" w:fill="F5F8FB"/>
+        <w:spacing w:before="0" w:after="80"/>
+        <w:ind w:left="240"/>
+        <w:rPr/>
+      </w:pPr>
+      <w:r>
+        <w:rPr>
+          <w:rFonts w:eastAsia="JetBrains Mono" w:cs="JetBrains Mono" w:ascii="JetBrains Mono" w:hAnsi="JetBrains Mono"/>
+          <w:color w:val="123A5F"/>
+          <w:sz w:val="18"/>
+          <w:szCs w:val="18"/>
+        </w:rPr>
+        <w:t>networkingMode=mirrored</w:t>
+      </w:r>
+    </w:p>
+    <w:p>
+      <w:pPr>
+        <w:pStyle w:val="Normal"/>
+        <w:pBdr>
+          <w:left w:val="single" w:sz="12" w:space="8" w:color="1876C6"/>
+        </w:pBdr>
+        <w:shd w:val="clear" w:color="auto" w:fill="F5F8FB"/>
+        <w:spacing w:before="0" w:after="80"/>
+        <w:ind w:left="240"/>
+        <w:rPr/>
+      </w:pPr>
+      <w:r>
+        <w:rPr>
+          <w:rFonts w:eastAsia="JetBrains Mono" w:cs="JetBrains Mono" w:ascii="JetBrains Mono" w:hAnsi="JetBrains Mono"/>
+          <w:color w:val="123A5F"/>
+          <w:sz w:val="18"/>
+          <w:szCs w:val="18"/>
+        </w:rPr>
+        <w:t># Windows Server 2022 : redirection des ports vers l’adresse de WSL (à refaire après chaque redémarrage)</w:t>
+      </w:r>
+    </w:p>
+    <w:p>
+      <w:pPr>
+        <w:pStyle w:val="Normal"/>
+        <w:pBdr>
+          <w:left w:val="single" w:sz="12" w:space="8" w:color="1876C6"/>
+        </w:pBdr>
+        <w:shd w:val="clear" w:color="auto" w:fill="F5F8FB"/>
+        <w:spacing w:before="0" w:after="80"/>
+        <w:ind w:left="240"/>
+        <w:rPr/>
+      </w:pPr>
+      <w:r>
+        <w:rPr>
+          <w:rFonts w:eastAsia="JetBrains Mono" w:cs="JetBrains Mono" w:ascii="JetBrains Mono" w:hAnsi="JetBrains Mono"/>
+          <w:color w:val="123A5F"/>
+          <w:sz w:val="18"/>
+          <w:szCs w:val="18"/>
+        </w:rPr>
+        <w:t>$ip = (wsl -d Ubuntu-24.04 hostname -I).Trim().Split(' ')[0]</w:t>
+      </w:r>
+    </w:p>
+    <w:p>
+      <w:pPr>
+        <w:pStyle w:val="Normal"/>
+        <w:pBdr>
+          <w:left w:val="single" w:sz="12" w:space="8" w:color="1876C6"/>
+        </w:pBdr>
+        <w:shd w:val="clear" w:color="auto" w:fill="F5F8FB"/>
+        <w:spacing w:before="0" w:after="80"/>
+        <w:ind w:left="240"/>
+        <w:rPr/>
+      </w:pPr>
+      <w:r>
+        <w:rPr>
+          <w:rFonts w:eastAsia="JetBrains Mono" w:cs="JetBrains Mono" w:ascii="JetBrains Mono" w:hAnsi="JetBrains Mono"/>
+          <w:color w:val="123A5F"/>
+          <w:sz w:val="18"/>
+          <w:szCs w:val="18"/>
+        </w:rPr>
+        <w:t>netsh interface portproxy add v4tov4 listenport=443 listenaddress=0.0.0.0 connectport=443 connectaddress=$ip</w:t>
+      </w:r>
+    </w:p>
+    <w:p>
+      <w:pPr>
+        <w:pStyle w:val="Normal"/>
+        <w:pBdr>
+          <w:left w:val="single" w:sz="12" w:space="8" w:color="1876C6"/>
+        </w:pBdr>
+        <w:shd w:val="clear" w:color="auto" w:fill="F5F8FB"/>
+        <w:spacing w:before="0" w:after="80"/>
+        <w:ind w:left="240"/>
+        <w:rPr/>
+      </w:pPr>
+      <w:r>
+        <w:rPr>
+          <w:rFonts w:eastAsia="JetBrains Mono" w:cs="JetBrains Mono" w:ascii="JetBrains Mono" w:hAnsi="JetBrains Mono"/>
+          <w:color w:val="123A5F"/>
+          <w:sz w:val="18"/>
+          <w:szCs w:val="18"/>
+        </w:rPr>
+        <w:t>netsh interface portproxy add v4tov4 listenport=80 listenaddress=0.0.0.0 connectport=80 connectaddress=$ip</w:t>
+      </w:r>
+    </w:p>
+    <w:p>
+      <w:pPr>
+        <w:pStyle w:val="Normal"/>
+        <w:pBdr>
+          <w:left w:val="single" w:sz="12" w:space="8" w:color="1876C6"/>
+        </w:pBdr>
+        <w:shd w:val="clear" w:color="auto" w:fill="F5F8FB"/>
+        <w:spacing w:before="0" w:after="80"/>
+        <w:ind w:left="240"/>
+        <w:rPr/>
+      </w:pPr>
+      <w:r>
+        <w:rPr>
+          <w:rFonts w:eastAsia="JetBrains Mono" w:cs="JetBrains Mono" w:ascii="JetBrains Mono" w:hAnsi="JetBrains Mono"/>
+          <w:color w:val="123A5F"/>
+          <w:sz w:val="18"/>
+          <w:szCs w:val="18"/>
+        </w:rPr>
+        <w:t># les deux versions : pare-feu</w:t>
+      </w:r>
+    </w:p>
+    <w:p>
+      <w:pPr>
+        <w:pStyle w:val="Normal"/>
+        <w:pBdr>
+          <w:left w:val="single" w:sz="12" w:space="8" w:color="1876C6"/>
+        </w:pBdr>
+        <w:shd w:val="clear" w:color="auto" w:fill="F5F8FB"/>
+        <w:spacing w:before="0" w:after="80"/>
+        <w:ind w:left="240"/>
+        <w:rPr/>
+      </w:pPr>
+      <w:r>
+        <w:rPr>
+          <w:rFonts w:eastAsia="JetBrains Mono" w:cs="JetBrains Mono" w:ascii="JetBrains Mono" w:hAnsi="JetBrains Mono"/>
+          <w:color w:val="123A5F"/>
+          <w:sz w:val="18"/>
+          <w:szCs w:val="18"/>
+        </w:rPr>
+        <w:t>New-NetFirewallRule -DisplayName "CortexSkills HTTP/HTTPS" -Direction Inbound -Protocol TCP -LocalPort 80,443 -Action Allow</w:t>
+      </w:r>
+    </w:p>
+    <w:p>
+      <w:pPr>
+        <w:pStyle w:val="Normal"/>
+        <w:spacing w:lineRule="auto" w:line="288" w:before="0" w:after="160"/>
+        <w:jc w:val="left"/>
+        <w:rPr/>
+      </w:pPr>
+      <w:r>
+        <w:rPr>
+          <w:rFonts w:eastAsia="Open Sans" w:cs="Open Sans"/>
+          <w:color w:val="2C3E50"/>
+          <w:sz w:val="20"/>
+          <w:szCs w:val="20"/>
+        </w:rPr>
+        <w:t>Démarrage automatique : WSL ne démarre pas seul avec Windows. Créez une tâche planifiée au démarrage, avec le compte qui a installé Ubuntu (« exécuter même si l’utilisateur n’est pas connecté ») ; elle maintient WSL actif et Docker relance les conteneurs (restart: unless-stopped) :</w:t>
+      </w:r>
+    </w:p>
+    <w:p>
+      <w:pPr>
+        <w:pStyle w:val="Normal"/>
+        <w:pBdr>
+          <w:left w:val="single" w:sz="12" w:space="8" w:color="1876C6"/>
+        </w:pBdr>
+        <w:shd w:val="clear" w:color="auto" w:fill="F5F8FB"/>
+        <w:spacing w:before="0" w:after="80"/>
+        <w:ind w:left="240"/>
+        <w:rPr/>
+      </w:pPr>
+      <w:r>
+        <w:rPr>
+          <w:rFonts w:eastAsia="JetBrains Mono" w:cs="JetBrains Mono" w:ascii="JetBrains Mono" w:hAnsi="JetBrains Mono"/>
+          <w:color w:val="123A5F"/>
+          <w:sz w:val="18"/>
+          <w:szCs w:val="18"/>
+        </w:rPr>
+        <w:t>schtasks /create /tn "CortexSkills WSL" /sc onstart /ru &lt;domaine\compte&gt; /rp * /tr "wsl.exe -d Ubuntu-24.04 -u root -- sh -c 'systemctl start docker; sleep infinity'"</w:t>
+      </w:r>
+    </w:p>
+    <w:p>
+      <w:pPr>
+        <w:pStyle w:val="Normal"/>
+        <w:spacing w:lineRule="auto" w:line="288" w:before="0" w:after="160"/>
+        <w:jc w:val="left"/>
+        <w:rPr/>
+      </w:pPr>
+      <w:r>
+        <w:rPr>
+          <w:rFonts w:eastAsia="Open Sans" w:cs="Open Sans"/>
+          <w:color w:val="5A6B7B"/>
+          <w:sz w:val="20"/>
+          <w:szCs w:val="20"/>
+        </w:rPr>
+        <w:t>Les sauvegardes (crontab de 5.4) fonctionnent dans Ubuntu grâce à systemd. Copiez-les aussi hors du serveur.</w:t>
+      </w:r>
       <w:r>
         <w:br w:type="page"/>
       </w:r>
@@ -3035,8 +5640,8 @@
         <w:spacing w:before="0" w:after="240"/>
         <w:rPr/>
       </w:pPr>
-      <w:bookmarkStart w:id="9" w:name="__RefHeading___Toc1576_641660197"/>
-      <w:bookmarkEnd w:id="9"/>
+      <w:bookmarkStart w:id="13" w:name="__RefHeading___Toc1017_3741755502"/>
+      <w:bookmarkEnd w:id="13"/>
       <w:r>
         <w:rPr>
           <w:rFonts w:eastAsia="Montserrat" w:cs="Montserrat"/>
@@ -3758,8 +6363,8 @@
         <w:spacing w:before="320" w:after="120"/>
         <w:rPr/>
       </w:pPr>
-      <w:bookmarkStart w:id="10" w:name="__RefHeading___Toc1578_641660197"/>
-      <w:bookmarkEnd w:id="10"/>
+      <w:bookmarkStart w:id="14" w:name="__RefHeading___Toc1019_3741755502"/>
+      <w:bookmarkEnd w:id="14"/>
       <w:r>
         <w:rPr>
           <w:rFonts w:eastAsia="Montserrat" w:cs="Montserrat"/>
@@ -4891,8 +7496,8 @@
         <w:spacing w:before="320" w:after="120"/>
         <w:rPr/>
       </w:pPr>
-      <w:bookmarkStart w:id="11" w:name="__RefHeading___Toc1580_641660197"/>
-      <w:bookmarkEnd w:id="11"/>
+      <w:bookmarkStart w:id="15" w:name="__RefHeading___Toc1021_3741755502"/>
+      <w:bookmarkEnd w:id="15"/>
       <w:r>
         <w:rPr>
           <w:rFonts w:eastAsia="Montserrat" w:cs="Montserrat"/>
@@ -5034,8 +7639,8 @@
         <w:spacing w:before="320" w:after="120"/>
         <w:rPr/>
       </w:pPr>
-      <w:bookmarkStart w:id="12" w:name="__RefHeading___Toc1582_641660197"/>
-      <w:bookmarkEnd w:id="12"/>
+      <w:bookmarkStart w:id="16" w:name="__RefHeading___Toc1023_3741755502"/>
+      <w:bookmarkEnd w:id="16"/>
       <w:r>
         <w:rPr>
           <w:rFonts w:eastAsia="Montserrat" w:cs="Montserrat"/>
@@ -5135,8 +7740,8 @@
         <w:spacing w:before="320" w:after="120"/>
         <w:rPr/>
       </w:pPr>
-      <w:bookmarkStart w:id="13" w:name="__RefHeading___Toc1584_641660197"/>
-      <w:bookmarkEnd w:id="13"/>
+      <w:bookmarkStart w:id="17" w:name="__RefHeading___Toc1025_3741755502"/>
+      <w:bookmarkEnd w:id="17"/>
       <w:r>
         <w:rPr>
           <w:rFonts w:eastAsia="Montserrat" w:cs="Montserrat"/>
@@ -5215,8 +7820,8 @@
         <w:spacing w:before="320" w:after="120"/>
         <w:rPr/>
       </w:pPr>
-      <w:bookmarkStart w:id="14" w:name="__RefHeading___Toc1586_641660197"/>
-      <w:bookmarkEnd w:id="14"/>
+      <w:bookmarkStart w:id="18" w:name="__RefHeading___Toc1027_3741755502"/>
+      <w:bookmarkEnd w:id="18"/>
       <w:r>
         <w:rPr>
           <w:rFonts w:eastAsia="Montserrat" w:cs="Montserrat"/>
@@ -5274,8 +7879,8 @@
         <w:spacing w:before="320" w:after="120"/>
         <w:rPr/>
       </w:pPr>
-      <w:bookmarkStart w:id="15" w:name="__RefHeading___Toc1588_641660197"/>
-      <w:bookmarkEnd w:id="15"/>
+      <w:bookmarkStart w:id="19" w:name="__RefHeading___Toc1029_3741755502"/>
+      <w:bookmarkEnd w:id="19"/>
       <w:r>
         <w:rPr>
           <w:rFonts w:eastAsia="Montserrat" w:cs="Montserrat"/>
@@ -5384,8 +7989,8 @@
         <w:spacing w:before="0" w:after="240"/>
         <w:rPr/>
       </w:pPr>
-      <w:bookmarkStart w:id="16" w:name="__RefHeading___Toc1590_641660197"/>
-      <w:bookmarkEnd w:id="16"/>
+      <w:bookmarkStart w:id="20" w:name="__RefHeading___Toc1031_3741755502"/>
+      <w:bookmarkEnd w:id="20"/>
       <w:r>
         <w:rPr>
           <w:rFonts w:eastAsia="Montserrat" w:cs="Montserrat"/>
@@ -5551,8 +8156,8 @@
         <w:spacing w:before="0" w:after="240"/>
         <w:rPr/>
       </w:pPr>
-      <w:bookmarkStart w:id="17" w:name="__RefHeading___Toc1592_641660197"/>
-      <w:bookmarkEnd w:id="17"/>
+      <w:bookmarkStart w:id="21" w:name="__RefHeading___Toc1033_3741755502"/>
+      <w:bookmarkEnd w:id="21"/>
       <w:r>
         <w:rPr>
           <w:rFonts w:eastAsia="Montserrat" w:cs="Montserrat"/>
@@ -8021,8 +10626,8 @@
         <w:spacing w:before="0" w:after="240"/>
         <w:rPr/>
       </w:pPr>
-      <w:bookmarkStart w:id="18" w:name="__RefHeading___Toc1594_641660197"/>
-      <w:bookmarkEnd w:id="18"/>
+      <w:bookmarkStart w:id="22" w:name="__RefHeading___Toc1035_3741755502"/>
+      <w:bookmarkEnd w:id="22"/>
       <w:r>
         <w:rPr>
           <w:rFonts w:eastAsia="Montserrat" w:cs="Montserrat"/>
@@ -8719,6 +11324,481 @@
           </w:p>
         </w:tc>
       </w:tr>
+      <w:tr>
+        <w:trPr>
+          <w:cantSplit w:val="true"/>
+        </w:trPr>
+        <w:tc>
+          <w:tcPr>
+            <w:tcW w:w="3196" w:type="dxa"/>
+            <w:tcBorders>
+              <w:top w:val="single" w:sz="4" w:space="0" w:color="E1E8F0"/>
+              <w:left w:val="single" w:sz="4" w:space="0" w:color="E1E8F0"/>
+              <w:bottom w:val="single" w:sz="4" w:space="0" w:color="E1E8F0"/>
+              <w:right w:val="single" w:sz="4" w:space="0" w:color="E1E8F0"/>
+            </w:tcBorders>
+            <w:shd w:color="auto" w:fill="FFFFFF" w:val="clear"/>
+          </w:tcPr>
+          <w:p>
+            <w:pPr>
+              <w:pStyle w:val="Normal"/>
+              <w:spacing w:before="0" w:after="20"/>
+              <w:rPr/>
+            </w:pPr>
+            <w:r>
+              <w:rPr>
+                <w:rFonts w:eastAsia="Open Sans" w:cs="Open Sans"/>
+                <w:b w:val="false"/>
+                <w:bCs w:val="false"/>
+                <w:color w:val="2C3E50"/>
+                <w:sz w:val="16"/>
+                <w:szCs w:val="16"/>
+              </w:rPr>
+              <w:t>Windows : « docker: command not found » dans Ubuntu</w:t>
+            </w:r>
+          </w:p>
+        </w:tc>
+        <w:tc>
+          <w:tcPr>
+            <w:tcW w:w="2998" w:type="dxa"/>
+            <w:tcBorders>
+              <w:top w:val="single" w:sz="4" w:space="0" w:color="E1E8F0"/>
+              <w:left w:val="single" w:sz="4" w:space="0" w:color="E1E8F0"/>
+              <w:bottom w:val="single" w:sz="4" w:space="0" w:color="E1E8F0"/>
+              <w:right w:val="single" w:sz="4" w:space="0" w:color="E1E8F0"/>
+            </w:tcBorders>
+            <w:shd w:color="auto" w:fill="FFFFFF" w:val="clear"/>
+          </w:tcPr>
+          <w:p>
+            <w:pPr>
+              <w:pStyle w:val="Normal"/>
+              <w:spacing w:before="0" w:after="20"/>
+              <w:rPr/>
+            </w:pPr>
+            <w:r>
+              <w:rPr>
+                <w:rFonts w:eastAsia="Open Sans" w:cs="Open Sans"/>
+                <w:b w:val="false"/>
+                <w:bCs w:val="false"/>
+                <w:color w:val="2C3E50"/>
+                <w:sz w:val="16"/>
+                <w:szCs w:val="16"/>
+              </w:rPr>
+              <w:t>Intégration WSL de Docker Desktop désactivée.</w:t>
+            </w:r>
+          </w:p>
+        </w:tc>
+        <w:tc>
+          <w:tcPr>
+            <w:tcW w:w="3444" w:type="dxa"/>
+            <w:tcBorders>
+              <w:top w:val="single" w:sz="4" w:space="0" w:color="E1E8F0"/>
+              <w:left w:val="single" w:sz="4" w:space="0" w:color="E1E8F0"/>
+              <w:bottom w:val="single" w:sz="4" w:space="0" w:color="E1E8F0"/>
+              <w:right w:val="single" w:sz="4" w:space="0" w:color="E1E8F0"/>
+            </w:tcBorders>
+            <w:shd w:color="auto" w:fill="FFFFFF" w:val="clear"/>
+          </w:tcPr>
+          <w:p>
+            <w:pPr>
+              <w:pStyle w:val="Normal"/>
+              <w:spacing w:before="0" w:after="20"/>
+              <w:rPr/>
+            </w:pPr>
+            <w:r>
+              <w:rPr>
+                <w:rFonts w:eastAsia="Open Sans" w:cs="Open Sans"/>
+                <w:b w:val="false"/>
+                <w:bCs w:val="false"/>
+                <w:color w:val="2C3E50"/>
+                <w:sz w:val="16"/>
+                <w:szCs w:val="16"/>
+              </w:rPr>
+              <w:t>Docker Desktop › Settings › Resources › WSL integration : activez Ubuntu-24.04.</w:t>
+            </w:r>
+          </w:p>
+        </w:tc>
+      </w:tr>
+      <w:tr>
+        <w:trPr>
+          <w:cantSplit w:val="true"/>
+        </w:trPr>
+        <w:tc>
+          <w:tcPr>
+            <w:tcW w:w="3196" w:type="dxa"/>
+            <w:tcBorders>
+              <w:top w:val="single" w:sz="4" w:space="0" w:color="E1E8F0"/>
+              <w:left w:val="single" w:sz="4" w:space="0" w:color="E1E8F0"/>
+              <w:bottom w:val="single" w:sz="4" w:space="0" w:color="E1E8F0"/>
+              <w:right w:val="single" w:sz="4" w:space="0" w:color="E1E8F0"/>
+            </w:tcBorders>
+            <w:shd w:color="auto" w:fill="F5F8FB" w:val="clear"/>
+          </w:tcPr>
+          <w:p>
+            <w:pPr>
+              <w:pStyle w:val="Normal"/>
+              <w:spacing w:before="0" w:after="20"/>
+              <w:rPr/>
+            </w:pPr>
+            <w:r>
+              <w:rPr>
+                <w:rFonts w:eastAsia="Open Sans" w:cs="Open Sans"/>
+                <w:b w:val="false"/>
+                <w:bCs w:val="false"/>
+                <w:color w:val="2C3E50"/>
+                <w:sz w:val="16"/>
+                <w:szCs w:val="16"/>
+              </w:rPr>
+              <w:t>Windows : « Permission denied » ou « /bin/bash^M » au lancement d’un script</w:t>
+            </w:r>
+          </w:p>
+        </w:tc>
+        <w:tc>
+          <w:tcPr>
+            <w:tcW w:w="2998" w:type="dxa"/>
+            <w:tcBorders>
+              <w:top w:val="single" w:sz="4" w:space="0" w:color="E1E8F0"/>
+              <w:left w:val="single" w:sz="4" w:space="0" w:color="E1E8F0"/>
+              <w:bottom w:val="single" w:sz="4" w:space="0" w:color="E1E8F0"/>
+              <w:right w:val="single" w:sz="4" w:space="0" w:color="E1E8F0"/>
+            </w:tcBorders>
+            <w:shd w:color="auto" w:fill="F5F8FB" w:val="clear"/>
+          </w:tcPr>
+          <w:p>
+            <w:pPr>
+              <w:pStyle w:val="Normal"/>
+              <w:spacing w:before="0" w:after="20"/>
+              <w:rPr/>
+            </w:pPr>
+            <w:r>
+              <w:rPr>
+                <w:rFonts w:eastAsia="Open Sans" w:cs="Open Sans"/>
+                <w:b w:val="false"/>
+                <w:bCs w:val="false"/>
+                <w:color w:val="2C3E50"/>
+                <w:sz w:val="16"/>
+                <w:szCs w:val="16"/>
+              </w:rPr>
+              <w:t>Paquet décompressé avec l’Explorateur Windows.</w:t>
+            </w:r>
+          </w:p>
+        </w:tc>
+        <w:tc>
+          <w:tcPr>
+            <w:tcW w:w="3444" w:type="dxa"/>
+            <w:tcBorders>
+              <w:top w:val="single" w:sz="4" w:space="0" w:color="E1E8F0"/>
+              <w:left w:val="single" w:sz="4" w:space="0" w:color="E1E8F0"/>
+              <w:bottom w:val="single" w:sz="4" w:space="0" w:color="E1E8F0"/>
+              <w:right w:val="single" w:sz="4" w:space="0" w:color="E1E8F0"/>
+            </w:tcBorders>
+            <w:shd w:color="auto" w:fill="F5F8FB" w:val="clear"/>
+          </w:tcPr>
+          <w:p>
+            <w:pPr>
+              <w:pStyle w:val="Normal"/>
+              <w:spacing w:before="0" w:after="20"/>
+              <w:rPr/>
+            </w:pPr>
+            <w:r>
+              <w:rPr>
+                <w:rFonts w:eastAsia="Open Sans" w:cs="Open Sans"/>
+                <w:b w:val="false"/>
+                <w:bCs w:val="false"/>
+                <w:color w:val="2C3E50"/>
+                <w:sz w:val="16"/>
+                <w:szCs w:val="16"/>
+              </w:rPr>
+              <w:t>Décompressez avec unzip dans ~/cortexskills (terminal Ubuntu), chapitre 4.2.</w:t>
+            </w:r>
+          </w:p>
+        </w:tc>
+      </w:tr>
+      <w:tr>
+        <w:trPr>
+          <w:cantSplit w:val="true"/>
+        </w:trPr>
+        <w:tc>
+          <w:tcPr>
+            <w:tcW w:w="3196" w:type="dxa"/>
+            <w:tcBorders>
+              <w:top w:val="single" w:sz="4" w:space="0" w:color="E1E8F0"/>
+              <w:left w:val="single" w:sz="4" w:space="0" w:color="E1E8F0"/>
+              <w:bottom w:val="single" w:sz="4" w:space="0" w:color="E1E8F0"/>
+              <w:right w:val="single" w:sz="4" w:space="0" w:color="E1E8F0"/>
+            </w:tcBorders>
+            <w:shd w:color="auto" w:fill="FFFFFF" w:val="clear"/>
+          </w:tcPr>
+          <w:p>
+            <w:pPr>
+              <w:pStyle w:val="Normal"/>
+              <w:spacing w:before="0" w:after="20"/>
+              <w:rPr/>
+            </w:pPr>
+            <w:r>
+              <w:rPr>
+                <w:rFonts w:eastAsia="Open Sans" w:cs="Open Sans"/>
+                <w:b w:val="false"/>
+                <w:bCs w:val="false"/>
+                <w:color w:val="2C3E50"/>
+                <w:sz w:val="16"/>
+                <w:szCs w:val="16"/>
+              </w:rPr>
+              <w:t>Windows : WSL ne s’installe pas / « virtualisation désactivée »</w:t>
+            </w:r>
+          </w:p>
+        </w:tc>
+        <w:tc>
+          <w:tcPr>
+            <w:tcW w:w="2998" w:type="dxa"/>
+            <w:tcBorders>
+              <w:top w:val="single" w:sz="4" w:space="0" w:color="E1E8F0"/>
+              <w:left w:val="single" w:sz="4" w:space="0" w:color="E1E8F0"/>
+              <w:bottom w:val="single" w:sz="4" w:space="0" w:color="E1E8F0"/>
+              <w:right w:val="single" w:sz="4" w:space="0" w:color="E1E8F0"/>
+            </w:tcBorders>
+            <w:shd w:color="auto" w:fill="FFFFFF" w:val="clear"/>
+          </w:tcPr>
+          <w:p>
+            <w:pPr>
+              <w:pStyle w:val="Normal"/>
+              <w:spacing w:before="0" w:after="20"/>
+              <w:rPr/>
+            </w:pPr>
+            <w:r>
+              <w:rPr>
+                <w:rFonts w:eastAsia="Open Sans" w:cs="Open Sans"/>
+                <w:b w:val="false"/>
+                <w:bCs w:val="false"/>
+                <w:color w:val="2C3E50"/>
+                <w:sz w:val="16"/>
+                <w:szCs w:val="16"/>
+              </w:rPr>
+              <w:t>Virtualisation désactivée dans le BIOS, ou WSL ancien.</w:t>
+            </w:r>
+          </w:p>
+        </w:tc>
+        <w:tc>
+          <w:tcPr>
+            <w:tcW w:w="3444" w:type="dxa"/>
+            <w:tcBorders>
+              <w:top w:val="single" w:sz="4" w:space="0" w:color="E1E8F0"/>
+              <w:left w:val="single" w:sz="4" w:space="0" w:color="E1E8F0"/>
+              <w:bottom w:val="single" w:sz="4" w:space="0" w:color="E1E8F0"/>
+              <w:right w:val="single" w:sz="4" w:space="0" w:color="E1E8F0"/>
+            </w:tcBorders>
+            <w:shd w:color="auto" w:fill="FFFFFF" w:val="clear"/>
+          </w:tcPr>
+          <w:p>
+            <w:pPr>
+              <w:pStyle w:val="Normal"/>
+              <w:spacing w:before="0" w:after="20"/>
+              <w:rPr/>
+            </w:pPr>
+            <w:r>
+              <w:rPr>
+                <w:rFonts w:eastAsia="Open Sans" w:cs="Open Sans"/>
+                <w:b w:val="false"/>
+                <w:bCs w:val="false"/>
+                <w:color w:val="2C3E50"/>
+                <w:sz w:val="16"/>
+                <w:szCs w:val="16"/>
+              </w:rPr>
+              <w:t>Activez la virtualisation (Intel VT-x / AMD-V) ; wsl --update.</w:t>
+            </w:r>
+          </w:p>
+        </w:tc>
+      </w:tr>
+      <w:tr>
+        <w:trPr>
+          <w:cantSplit w:val="true"/>
+        </w:trPr>
+        <w:tc>
+          <w:tcPr>
+            <w:tcW w:w="3196" w:type="dxa"/>
+            <w:tcBorders>
+              <w:top w:val="single" w:sz="4" w:space="0" w:color="E1E8F0"/>
+              <w:left w:val="single" w:sz="4" w:space="0" w:color="E1E8F0"/>
+              <w:bottom w:val="single" w:sz="4" w:space="0" w:color="E1E8F0"/>
+              <w:right w:val="single" w:sz="4" w:space="0" w:color="E1E8F0"/>
+            </w:tcBorders>
+            <w:shd w:color="auto" w:fill="F5F8FB" w:val="clear"/>
+          </w:tcPr>
+          <w:p>
+            <w:pPr>
+              <w:pStyle w:val="Normal"/>
+              <w:spacing w:before="0" w:after="20"/>
+              <w:rPr/>
+            </w:pPr>
+            <w:r>
+              <w:rPr>
+                <w:rFonts w:eastAsia="Open Sans" w:cs="Open Sans"/>
+                <w:b w:val="false"/>
+                <w:bCs w:val="false"/>
+                <w:color w:val="2C3E50"/>
+                <w:sz w:val="16"/>
+                <w:szCs w:val="16"/>
+              </w:rPr>
+              <w:t>Windows Server : site injoignable depuis le réseau</w:t>
+            </w:r>
+          </w:p>
+        </w:tc>
+        <w:tc>
+          <w:tcPr>
+            <w:tcW w:w="2998" w:type="dxa"/>
+            <w:tcBorders>
+              <w:top w:val="single" w:sz="4" w:space="0" w:color="E1E8F0"/>
+              <w:left w:val="single" w:sz="4" w:space="0" w:color="E1E8F0"/>
+              <w:bottom w:val="single" w:sz="4" w:space="0" w:color="E1E8F0"/>
+              <w:right w:val="single" w:sz="4" w:space="0" w:color="E1E8F0"/>
+            </w:tcBorders>
+            <w:shd w:color="auto" w:fill="F5F8FB" w:val="clear"/>
+          </w:tcPr>
+          <w:p>
+            <w:pPr>
+              <w:pStyle w:val="Normal"/>
+              <w:spacing w:before="0" w:after="20"/>
+              <w:rPr/>
+            </w:pPr>
+            <w:r>
+              <w:rPr>
+                <w:rFonts w:eastAsia="Open Sans" w:cs="Open Sans"/>
+                <w:b w:val="false"/>
+                <w:bCs w:val="false"/>
+                <w:color w:val="2C3E50"/>
+                <w:sz w:val="16"/>
+                <w:szCs w:val="16"/>
+              </w:rPr>
+              <w:t>Ports de WSL non publiés.</w:t>
+            </w:r>
+          </w:p>
+        </w:tc>
+        <w:tc>
+          <w:tcPr>
+            <w:tcW w:w="3444" w:type="dxa"/>
+            <w:tcBorders>
+              <w:top w:val="single" w:sz="4" w:space="0" w:color="E1E8F0"/>
+              <w:left w:val="single" w:sz="4" w:space="0" w:color="E1E8F0"/>
+              <w:bottom w:val="single" w:sz="4" w:space="0" w:color="E1E8F0"/>
+              <w:right w:val="single" w:sz="4" w:space="0" w:color="E1E8F0"/>
+            </w:tcBorders>
+            <w:shd w:color="auto" w:fill="F5F8FB" w:val="clear"/>
+          </w:tcPr>
+          <w:p>
+            <w:pPr>
+              <w:pStyle w:val="Normal"/>
+              <w:spacing w:before="0" w:after="20"/>
+              <w:rPr/>
+            </w:pPr>
+            <w:r>
+              <w:rPr>
+                <w:rFonts w:eastAsia="Open Sans" w:cs="Open Sans"/>
+                <w:b w:val="false"/>
+                <w:bCs w:val="false"/>
+                <w:color w:val="2C3E50"/>
+                <w:sz w:val="16"/>
+                <w:szCs w:val="16"/>
+              </w:rPr>
+              <w:t>networkingMode=mirrored (2025) ou netsh portproxy (2022), et règle de pare-feu (5.5).</w:t>
+            </w:r>
+          </w:p>
+        </w:tc>
+      </w:tr>
+      <w:tr>
+        <w:trPr>
+          <w:cantSplit w:val="true"/>
+        </w:trPr>
+        <w:tc>
+          <w:tcPr>
+            <w:tcW w:w="3196" w:type="dxa"/>
+            <w:tcBorders>
+              <w:top w:val="single" w:sz="4" w:space="0" w:color="E1E8F0"/>
+              <w:left w:val="single" w:sz="4" w:space="0" w:color="E1E8F0"/>
+              <w:bottom w:val="single" w:sz="4" w:space="0" w:color="E1E8F0"/>
+              <w:right w:val="single" w:sz="4" w:space="0" w:color="E1E8F0"/>
+            </w:tcBorders>
+            <w:shd w:color="auto" w:fill="FFFFFF" w:val="clear"/>
+          </w:tcPr>
+          <w:p>
+            <w:pPr>
+              <w:pStyle w:val="Normal"/>
+              <w:spacing w:before="0" w:after="20"/>
+              <w:rPr/>
+            </w:pPr>
+            <w:r>
+              <w:rPr>
+                <w:rFonts w:eastAsia="Open Sans" w:cs="Open Sans"/>
+                <w:b w:val="false"/>
+                <w:bCs w:val="false"/>
+                <w:color w:val="2C3E50"/>
+                <w:sz w:val="16"/>
+                <w:szCs w:val="16"/>
+              </w:rPr>
+              <w:t>Windows Server : application arrêtée après un redémarrage</w:t>
+            </w:r>
+          </w:p>
+        </w:tc>
+        <w:tc>
+          <w:tcPr>
+            <w:tcW w:w="2998" w:type="dxa"/>
+            <w:tcBorders>
+              <w:top w:val="single" w:sz="4" w:space="0" w:color="E1E8F0"/>
+              <w:left w:val="single" w:sz="4" w:space="0" w:color="E1E8F0"/>
+              <w:bottom w:val="single" w:sz="4" w:space="0" w:color="E1E8F0"/>
+              <w:right w:val="single" w:sz="4" w:space="0" w:color="E1E8F0"/>
+            </w:tcBorders>
+            <w:shd w:color="auto" w:fill="FFFFFF" w:val="clear"/>
+          </w:tcPr>
+          <w:p>
+            <w:pPr>
+              <w:pStyle w:val="Normal"/>
+              <w:spacing w:before="0" w:after="20"/>
+              <w:rPr/>
+            </w:pPr>
+            <w:r>
+              <w:rPr>
+                <w:rFonts w:eastAsia="Open Sans" w:cs="Open Sans"/>
+                <w:b w:val="false"/>
+                <w:bCs w:val="false"/>
+                <w:color w:val="2C3E50"/>
+                <w:sz w:val="16"/>
+                <w:szCs w:val="16"/>
+              </w:rPr>
+              <w:t>WSL n’est pas démarré.</w:t>
+            </w:r>
+          </w:p>
+        </w:tc>
+        <w:tc>
+          <w:tcPr>
+            <w:tcW w:w="3444" w:type="dxa"/>
+            <w:tcBorders>
+              <w:top w:val="single" w:sz="4" w:space="0" w:color="E1E8F0"/>
+              <w:left w:val="single" w:sz="4" w:space="0" w:color="E1E8F0"/>
+              <w:bottom w:val="single" w:sz="4" w:space="0" w:color="E1E8F0"/>
+              <w:right w:val="single" w:sz="4" w:space="0" w:color="E1E8F0"/>
+            </w:tcBorders>
+            <w:shd w:color="auto" w:fill="FFFFFF" w:val="clear"/>
+          </w:tcPr>
+          <w:p>
+            <w:pPr>
+              <w:pStyle w:val="Normal"/>
+              <w:spacing w:before="0" w:after="20"/>
+              <w:rPr/>
+            </w:pPr>
+            <w:r>
+              <w:rPr>
+                <w:rFonts w:eastAsia="Open Sans" w:cs="Open Sans"/>
+                <w:b w:val="false"/>
+                <w:bCs w:val="false"/>
+                <w:color w:val="2C3E50"/>
+                <w:sz w:val="16"/>
+                <w:szCs w:val="16"/>
+              </w:rPr>
+              <w:t>Tâche planifiée « CortexSkills WSL » (5.5).</w:t>
+            </w:r>
+          </w:p>
+        </w:tc>
+      </w:tr>
     </w:tbl>
     <w:p>
       <w:pPr>
@@ -8732,8 +11812,8 @@
       <w:r>
         <w:br w:type="page"/>
       </w:r>
-      <w:bookmarkStart w:id="19" w:name="__RefHeading___Toc1596_641660197"/>
-      <w:bookmarkEnd w:id="19"/>
+      <w:bookmarkStart w:id="23" w:name="__RefHeading___Toc1037_3741755502"/>
+      <w:bookmarkEnd w:id="23"/>
       <w:r>
         <w:rPr>
           <w:rFonts w:eastAsia="Montserrat" w:cs="Montserrat"/>
@@ -9521,6 +12601,196 @@
                 <w:szCs w:val="16"/>
               </w:rPr>
               <w:t>Console complète</w:t>
+            </w:r>
+          </w:p>
+        </w:tc>
+      </w:tr>
+      <w:tr>
+        <w:trPr>
+          <w:cantSplit w:val="true"/>
+        </w:trPr>
+        <w:tc>
+          <w:tcPr>
+            <w:tcW w:w="1597" w:type="dxa"/>
+            <w:tcBorders>
+              <w:top w:val="single" w:sz="4" w:space="0" w:color="E1E8F0"/>
+              <w:left w:val="single" w:sz="4" w:space="0" w:color="E1E8F0"/>
+              <w:bottom w:val="single" w:sz="4" w:space="0" w:color="E1E8F0"/>
+              <w:right w:val="single" w:sz="4" w:space="0" w:color="E1E8F0"/>
+            </w:tcBorders>
+            <w:shd w:color="auto" w:fill="F5F8FB" w:val="clear"/>
+          </w:tcPr>
+          <w:p>
+            <w:pPr>
+              <w:pStyle w:val="Normal"/>
+              <w:spacing w:before="0" w:after="20"/>
+              <w:rPr/>
+            </w:pPr>
+            <w:r>
+              <w:rPr>
+                <w:rFonts w:eastAsia="Open Sans" w:cs="Open Sans"/>
+                <w:b w:val="false"/>
+                <w:bCs w:val="false"/>
+                <w:color w:val="2C3E50"/>
+                <w:sz w:val="16"/>
+                <w:szCs w:val="16"/>
+              </w:rPr>
+              <w:t>Windows (PowerShell)</w:t>
+            </w:r>
+          </w:p>
+        </w:tc>
+        <w:tc>
+          <w:tcPr>
+            <w:tcW w:w="5595" w:type="dxa"/>
+            <w:tcBorders>
+              <w:top w:val="single" w:sz="4" w:space="0" w:color="E1E8F0"/>
+              <w:left w:val="single" w:sz="4" w:space="0" w:color="E1E8F0"/>
+              <w:bottom w:val="single" w:sz="4" w:space="0" w:color="E1E8F0"/>
+              <w:right w:val="single" w:sz="4" w:space="0" w:color="E1E8F0"/>
+            </w:tcBorders>
+            <w:shd w:color="auto" w:fill="F5F8FB" w:val="clear"/>
+          </w:tcPr>
+          <w:p>
+            <w:pPr>
+              <w:pStyle w:val="Normal"/>
+              <w:spacing w:before="0" w:after="20"/>
+              <w:rPr/>
+            </w:pPr>
+            <w:r>
+              <w:rPr>
+                <w:rFonts w:eastAsia="Open Sans" w:cs="Open Sans"/>
+                <w:b w:val="false"/>
+                <w:bCs w:val="false"/>
+                <w:color w:val="2C3E50"/>
+                <w:sz w:val="16"/>
+                <w:szCs w:val="16"/>
+              </w:rPr>
+              <w:t>wsl --install -d Ubuntu-24.04 · docker load -i &lt;archive&gt; · docker compose up -d · fonction cslic (4.3)</w:t>
+            </w:r>
+          </w:p>
+        </w:tc>
+        <w:tc>
+          <w:tcPr>
+            <w:tcW w:w="2446" w:type="dxa"/>
+            <w:tcBorders>
+              <w:top w:val="single" w:sz="4" w:space="0" w:color="E1E8F0"/>
+              <w:left w:val="single" w:sz="4" w:space="0" w:color="E1E8F0"/>
+              <w:bottom w:val="single" w:sz="4" w:space="0" w:color="E1E8F0"/>
+              <w:right w:val="single" w:sz="4" w:space="0" w:color="E1E8F0"/>
+            </w:tcBorders>
+            <w:shd w:color="auto" w:fill="F5F8FB" w:val="clear"/>
+          </w:tcPr>
+          <w:p>
+            <w:pPr>
+              <w:pStyle w:val="Normal"/>
+              <w:spacing w:before="0" w:after="20"/>
+              <w:rPr/>
+            </w:pPr>
+            <w:r>
+              <w:rPr>
+                <w:rFonts w:eastAsia="Open Sans" w:cs="Open Sans"/>
+                <w:b w:val="false"/>
+                <w:bCs w:val="false"/>
+                <w:color w:val="2C3E50"/>
+                <w:sz w:val="16"/>
+                <w:szCs w:val="16"/>
+              </w:rPr>
+              <w:t>Scénario 1 sans les scripts</w:t>
+            </w:r>
+          </w:p>
+        </w:tc>
+      </w:tr>
+      <w:tr>
+        <w:trPr>
+          <w:cantSplit w:val="true"/>
+        </w:trPr>
+        <w:tc>
+          <w:tcPr>
+            <w:tcW w:w="1597" w:type="dxa"/>
+            <w:tcBorders>
+              <w:top w:val="single" w:sz="4" w:space="0" w:color="E1E8F0"/>
+              <w:left w:val="single" w:sz="4" w:space="0" w:color="E1E8F0"/>
+              <w:bottom w:val="single" w:sz="4" w:space="0" w:color="E1E8F0"/>
+              <w:right w:val="single" w:sz="4" w:space="0" w:color="E1E8F0"/>
+            </w:tcBorders>
+            <w:shd w:color="auto" w:fill="FFFFFF" w:val="clear"/>
+          </w:tcPr>
+          <w:p>
+            <w:pPr>
+              <w:pStyle w:val="Normal"/>
+              <w:spacing w:before="0" w:after="20"/>
+              <w:rPr/>
+            </w:pPr>
+            <w:r>
+              <w:rPr>
+                <w:rFonts w:eastAsia="Open Sans" w:cs="Open Sans"/>
+                <w:b w:val="false"/>
+                <w:bCs w:val="false"/>
+                <w:color w:val="2C3E50"/>
+                <w:sz w:val="16"/>
+                <w:szCs w:val="16"/>
+              </w:rPr>
+              <w:t>Windows Server</w:t>
+            </w:r>
+          </w:p>
+        </w:tc>
+        <w:tc>
+          <w:tcPr>
+            <w:tcW w:w="5595" w:type="dxa"/>
+            <w:tcBorders>
+              <w:top w:val="single" w:sz="4" w:space="0" w:color="E1E8F0"/>
+              <w:left w:val="single" w:sz="4" w:space="0" w:color="E1E8F0"/>
+              <w:bottom w:val="single" w:sz="4" w:space="0" w:color="E1E8F0"/>
+              <w:right w:val="single" w:sz="4" w:space="0" w:color="E1E8F0"/>
+            </w:tcBorders>
+            <w:shd w:color="auto" w:fill="FFFFFF" w:val="clear"/>
+          </w:tcPr>
+          <w:p>
+            <w:pPr>
+              <w:pStyle w:val="Normal"/>
+              <w:spacing w:before="0" w:after="20"/>
+              <w:rPr/>
+            </w:pPr>
+            <w:r>
+              <w:rPr>
+                <w:rFonts w:eastAsia="Open Sans" w:cs="Open Sans"/>
+                <w:b w:val="false"/>
+                <w:bCs w:val="false"/>
+                <w:color w:val="2C3E50"/>
+                <w:sz w:val="16"/>
+                <w:szCs w:val="16"/>
+              </w:rPr>
+              <w:t>networkingMode=mirrored · netsh interface portproxy · New-NetFirewallRule · schtasks /create</w:t>
+            </w:r>
+          </w:p>
+        </w:tc>
+        <w:tc>
+          <w:tcPr>
+            <w:tcW w:w="2446" w:type="dxa"/>
+            <w:tcBorders>
+              <w:top w:val="single" w:sz="4" w:space="0" w:color="E1E8F0"/>
+              <w:left w:val="single" w:sz="4" w:space="0" w:color="E1E8F0"/>
+              <w:bottom w:val="single" w:sz="4" w:space="0" w:color="E1E8F0"/>
+              <w:right w:val="single" w:sz="4" w:space="0" w:color="E1E8F0"/>
+            </w:tcBorders>
+            <w:shd w:color="auto" w:fill="FFFFFF" w:val="clear"/>
+          </w:tcPr>
+          <w:p>
+            <w:pPr>
+              <w:pStyle w:val="Normal"/>
+              <w:spacing w:before="0" w:after="20"/>
+              <w:rPr/>
+            </w:pPr>
+            <w:r>
+              <w:rPr>
+                <w:rFonts w:eastAsia="Open Sans" w:cs="Open Sans"/>
+                <w:b w:val="false"/>
+                <w:bCs w:val="false"/>
+                <w:color w:val="2C3E50"/>
+                <w:sz w:val="16"/>
+                <w:szCs w:val="16"/>
+              </w:rPr>
+              <w:t>Scénario 2 avec WSL 2</w:t>
             </w:r>
           </w:p>
         </w:tc>
@@ -9609,7 +12879,7 @@
     </w:r>
     <w:r>
       <w:rPr/>
-      <w:t>16</w:t>
+      <w:t>19</w:t>
     </w:r>
     <w:r>
       <w:rPr/>
@@ -9638,7 +12908,7 @@
     </w:r>
     <w:r>
       <w:rPr/>
-      <w:t>16</w:t>
+      <w:t>19</w:t>
     </w:r>
     <w:r>
       <w:rPr/>
